--- a/ERP Plan/MSCAST ERP - Role Cards.docx
+++ b/ERP Plan/MSCAST ERP - Role Cards.docx
@@ -100,7 +100,7 @@
         <w:t xml:space="preserve"> </w:t>
       </w:r>
       <w:r>
-        <w:t xml:space="preserve">1.2 ·</w:t>
+        <w:t xml:space="preserve">1.3 ·</w:t>
       </w:r>
       <w:r>
         <w:t xml:space="preserve"> </w:t>
@@ -216,6 +216,70 @@
       </w:r>
       <w:r>
         <w:t xml:space="preserve">) now reports this rather than leaving it to be discovered.</w:t>
+      </w:r>
+    </w:p>
+    <w:p>
+      <w:pPr>
+        <w:pStyle w:val="BlockText"/>
+      </w:pPr>
+      <w:r>
+        <w:rPr>
+          <w:bCs/>
+          <w:b/>
+        </w:rPr>
+        <w:t xml:space="preserve">Corrected in version 1.3.</w:t>
+      </w:r>
+      <w:r>
+        <w:t xml:space="preserve"> </w:t>
+      </w:r>
+      <w:r>
+        <w:t xml:space="preserve">An audit on 20 September found that four of the people named below could not do the work their card describes.</w:t>
+      </w:r>
+      <w:r>
+        <w:t xml:space="preserve"> </w:t>
+      </w:r>
+      <w:r>
+        <w:rPr>
+          <w:rStyle w:val="VerbatimChar"/>
+        </w:rPr>
+        <w:t xml:space="preserve">Design User</w:t>
+      </w:r>
+      <w:r>
+        <w:t xml:space="preserve"> </w:t>
+      </w:r>
+      <w:r>
+        <w:t xml:space="preserve">held no permissions anywhere in the system, so the drawing office could not open a drawing, and</w:t>
+      </w:r>
+      <w:r>
+        <w:t xml:space="preserve"> </w:t>
+      </w:r>
+      <w:r>
+        <w:rPr>
+          <w:iCs/>
+          <w:i/>
+        </w:rPr>
+        <w:t xml:space="preserve">Issue for Customer Approval</w:t>
+      </w:r>
+      <w:r>
+        <w:t xml:space="preserve"> </w:t>
+      </w:r>
+      <w:r>
+        <w:t xml:space="preserve">was executable by nobody at all; Stores, Quality and the Purchase Executive were in the same position on their own documents. The system has been corrected to match these cards rather than the cards softened to match the system, and</w:t>
+      </w:r>
+      <w:r>
+        <w:t xml:space="preserve"> </w:t>
+      </w:r>
+      <w:r>
+        <w:rPr>
+          <w:rStyle w:val="VerbatimChar"/>
+        </w:rPr>
+        <w:t xml:space="preserve">T6i</w:t>
+      </w:r>
+      <w:r>
+        <w:t xml:space="preserve"> </w:t>
+      </w:r>
+      <w:r>
+        <w:t xml:space="preserve">now checks it on every build. If a card says you can raise something and the system refuses, that is a defect — report it.</w:t>
       </w:r>
     </w:p>
     <w:p>
@@ -4096,7 +4160,42 @@
         <w:t xml:space="preserve"> </w:t>
       </w:r>
       <w:r>
-        <w:t xml:space="preserve">The account is read-only by design, so an external reviewer can never alter a record. If something needs correcting, it goes back to Accounts with a note.</w:t>
+        <w:t xml:space="preserve">The account is read-only by design, so an external reviewer can never alter a record.</w:t>
+      </w:r>
+      <w:r>
+        <w:t xml:space="preserve"> </w:t>
+      </w:r>
+      <w:r>
+        <w:rPr>
+          <w:iCs/>
+          <w:i/>
+        </w:rPr>
+        <w:t xml:space="preserve">This was checked on 20 September and was not true at the time — the role could write and create on two GST documents, and delete records from the exception log. Both auditor roles are now read-only everywhere, and</w:t>
+      </w:r>
+      <w:r>
+        <w:t xml:space="preserve"> </w:t>
+      </w:r>
+      <w:r>
+        <w:rPr>
+          <w:rStyle w:val="VerbatimChar"/>
+        </w:rPr>
+        <w:t xml:space="preserve">T6h</w:t>
+      </w:r>
+      <w:r>
+        <w:t xml:space="preserve"> </w:t>
+      </w:r>
+      <w:r>
+        <w:rPr>
+          <w:iCs/>
+          <w:i/>
+        </w:rPr>
+        <w:t xml:space="preserve">asserts it on every build.</w:t>
+      </w:r>
+      <w:r>
+        <w:t xml:space="preserve"> </w:t>
+      </w:r>
+      <w:r>
+        <w:t xml:space="preserve">If something needs correcting, it goes back to Accounts with a note.</w:t>
       </w:r>
     </w:p>
     <w:p>

--- a/ERP Plan/MSCAST ERP - Role Cards.docx
+++ b/ERP Plan/MSCAST ERP - Role Cards.docx
@@ -100,7 +100,7 @@
         <w:t xml:space="preserve"> </w:t>
       </w:r>
       <w:r>
-        <w:t xml:space="preserve">1.3 ·</w:t>
+        <w:t xml:space="preserve">1.4 ·</w:t>
       </w:r>
       <w:r>
         <w:t xml:space="preserve"> </w:t>
@@ -116,7 +116,7 @@
         <w:t xml:space="preserve"> </w:t>
       </w:r>
       <w:r>
-        <w:t xml:space="preserve">20 September 2026</w:t>
+        <w:t xml:space="preserve">21 September 2026</w:t>
       </w:r>
     </w:p>
     <w:p>
@@ -280,6 +280,63 @@
       </w:r>
       <w:r>
         <w:t xml:space="preserve">now checks it on every build. If a card says you can raise something and the system refuses, that is a defect — report it.</w:t>
+      </w:r>
+    </w:p>
+    <w:p>
+      <w:pPr>
+        <w:pStyle w:val="BlockText"/>
+      </w:pPr>
+      <w:r>
+        <w:rPr>
+          <w:bCs/>
+          <w:b/>
+        </w:rPr>
+        <w:t xml:space="preserve">Corrected in version 1.4.</w:t>
+      </w:r>
+      <w:r>
+        <w:t xml:space="preserve"> </w:t>
+      </w:r>
+      <w:r>
+        <w:t xml:space="preserve">The fix in 1.3 introduced a worse fault. Granting the missing roles replaced the standard permissions on five document types, and checked with the real logins,</w:t>
+      </w:r>
+      <w:r>
+        <w:t xml:space="preserve"> </w:t>
+      </w:r>
+      <w:r>
+        <w:rPr>
+          <w:bCs/>
+          <w:b/>
+        </w:rPr>
+        <w:t xml:space="preserve">the managing director could not open a single Project Kick-off - the document his card says he approves</w:t>
+      </w:r>
+      <w:r>
+        <w:t xml:space="preserve">. Aiqaz Chandankeri could not open a Purchase Order, and no director could open a Transmittal. The cards were right; the system did not match them. Permissions now ship in the package with a rule that whoever approves a document can open it, and a build check asks the question per person (</w:t>
+      </w:r>
+      <w:r>
+        <w:rPr>
+          <w:bCs/>
+          <w:b/>
+        </w:rPr>
+        <w:t xml:space="preserve">T6k</w:t>
+      </w:r>
+      <w:r>
+        <w:t xml:space="preserve">). Separately, a fresh install had no</w:t>
+      </w:r>
+      <w:r>
+        <w:t xml:space="preserve"> </w:t>
+      </w:r>
+      <w:r>
+        <w:rPr>
+          <w:iCs/>
+          <w:i/>
+        </w:rPr>
+        <w:t xml:space="preserve">Design User</w:t>
+      </w:r>
+      <w:r>
+        <w:t xml:space="preserve"> </w:t>
+      </w:r>
+      <w:r>
+        <w:t xml:space="preserve">role and gave the statutory auditor no access to the books; both now ship in the package.</w:t>
       </w:r>
     </w:p>
     <w:p>

--- a/ERP Plan/MSCAST ERP - Role Cards.docx
+++ b/ERP Plan/MSCAST ERP - Role Cards.docx
@@ -100,7 +100,7 @@
         <w:t xml:space="preserve"> </w:t>
       </w:r>
       <w:r>
-        <w:t xml:space="preserve">1.4 ·</w:t>
+        <w:t xml:space="preserve">2.0 ·</w:t>
       </w:r>
       <w:r>
         <w:t xml:space="preserve"> </w:t>
@@ -121,7 +121,11 @@
     </w:p>
     <w:p>
       <w:pPr>
-        <w:pStyle w:val="BodyText"/>
+        <w:numPr>
+          <w:ilvl w:val="0"/>
+          <w:numId w:val="1001"/>
+        </w:numPr>
+        <w:pStyle w:val="Compact"/>
       </w:pPr>
       <w:r>
         <w:t xml:space="preserve">One page per role. Print it, or keep it open for the first fortnight.</w:t>
@@ -129,10 +133,14 @@
     </w:p>
     <w:p>
       <w:pPr>
-        <w:pStyle w:val="BodyText"/>
-      </w:pPr>
-      <w:r>
-        <w:t xml:space="preserve">Each card answers four questions:</w:t>
+        <w:numPr>
+          <w:ilvl w:val="0"/>
+          <w:numId w:val="1001"/>
+        </w:numPr>
+        <w:pStyle w:val="Compact"/>
+      </w:pPr>
+      <w:r>
+        <w:t xml:space="preserve">Each card answers:</w:t>
       </w:r>
       <w:r>
         <w:t xml:space="preserve"> </w:t>
@@ -168,10 +176,10 @@
           <w:bCs/>
           <w:b/>
         </w:rPr>
-        <w:t xml:space="preserve">what you can approve</w:t>
-      </w:r>
-      <w:r>
-        <w:t xml:space="preserve">, and</w:t>
+        <w:t xml:space="preserve">what you approve</w:t>
+      </w:r>
+      <w:r>
+        <w:t xml:space="preserve">,</w:t>
       </w:r>
       <w:r>
         <w:t xml:space="preserve"> </w:t>
@@ -184,188 +192,33 @@
         <w:t xml:space="preserve">what will stop you</w:t>
       </w:r>
       <w:r>
-        <w:t xml:space="preserve"> </w:t>
-      </w:r>
-      <w:r>
-        <w:t xml:space="preserve">— because being blocked by the system without knowing why is the fastest way to lose someone’s trust in it.</w:t>
-      </w:r>
-    </w:p>
-    <w:p>
-      <w:pPr>
-        <w:pStyle w:val="BlockText"/>
-      </w:pPr>
-      <w:r>
-        <w:rPr>
-          <w:bCs/>
-          <w:b/>
-        </w:rPr>
-        <w:t xml:space="preserve">Corrected in version 1.2.</w:t>
-      </w:r>
-      <w:r>
-        <w:t xml:space="preserve"> </w:t>
-      </w:r>
-      <w:r>
-        <w:t xml:space="preserve">The Director card previously said the directors hold two extra roles and that purchase orders and BRMs were fully separated. Both were wrong — see that card. A build check (</w:t>
-      </w:r>
-      <w:r>
-        <w:rPr>
-          <w:bCs/>
-          <w:b/>
-        </w:rPr>
-        <w:t xml:space="preserve">T6g</w:t>
-      </w:r>
-      <w:r>
-        <w:t xml:space="preserve">) now reports this rather than leaving it to be discovered.</w:t>
-      </w:r>
-    </w:p>
-    <w:p>
-      <w:pPr>
-        <w:pStyle w:val="BlockText"/>
-      </w:pPr>
-      <w:r>
-        <w:rPr>
-          <w:bCs/>
-          <w:b/>
-        </w:rPr>
-        <w:t xml:space="preserve">Corrected in version 1.3.</w:t>
-      </w:r>
-      <w:r>
-        <w:t xml:space="preserve"> </w:t>
-      </w:r>
-      <w:r>
-        <w:t xml:space="preserve">An audit on 20 September found that four of the people named below could not do the work their card describes.</w:t>
-      </w:r>
-      <w:r>
-        <w:t xml:space="preserve"> </w:t>
-      </w:r>
-      <w:r>
-        <w:rPr>
-          <w:rStyle w:val="VerbatimChar"/>
-        </w:rPr>
-        <w:t xml:space="preserve">Design User</w:t>
-      </w:r>
-      <w:r>
-        <w:t xml:space="preserve"> </w:t>
-      </w:r>
-      <w:r>
-        <w:t xml:space="preserve">held no permissions anywhere in the system, so the drawing office could not open a drawing, and</w:t>
-      </w:r>
-      <w:r>
-        <w:t xml:space="preserve"> </w:t>
-      </w:r>
-      <w:r>
-        <w:rPr>
-          <w:iCs/>
-          <w:i/>
-        </w:rPr>
-        <w:t xml:space="preserve">Issue for Customer Approval</w:t>
-      </w:r>
-      <w:r>
-        <w:t xml:space="preserve"> </w:t>
-      </w:r>
-      <w:r>
-        <w:t xml:space="preserve">was executable by nobody at all; Stores, Quality and the Purchase Executive were in the same position on their own documents. The system has been corrected to match these cards rather than the cards softened to match the system, and</w:t>
-      </w:r>
-      <w:r>
-        <w:t xml:space="preserve"> </w:t>
-      </w:r>
-      <w:r>
-        <w:rPr>
-          <w:rStyle w:val="VerbatimChar"/>
-        </w:rPr>
-        <w:t xml:space="preserve">T6i</w:t>
-      </w:r>
-      <w:r>
-        <w:t xml:space="preserve"> </w:t>
-      </w:r>
-      <w:r>
-        <w:t xml:space="preserve">now checks it on every build. If a card says you can raise something and the system refuses, that is a defect — report it.</w:t>
-      </w:r>
-    </w:p>
-    <w:p>
-      <w:pPr>
-        <w:pStyle w:val="BlockText"/>
-      </w:pPr>
-      <w:r>
-        <w:rPr>
-          <w:bCs/>
-          <w:b/>
-        </w:rPr>
-        <w:t xml:space="preserve">Corrected in version 1.4.</w:t>
-      </w:r>
-      <w:r>
-        <w:t xml:space="preserve"> </w:t>
-      </w:r>
-      <w:r>
-        <w:t xml:space="preserve">The fix in 1.3 introduced a worse fault. Granting the missing roles replaced the standard permissions on five document types, and checked with the real logins,</w:t>
-      </w:r>
-      <w:r>
-        <w:t xml:space="preserve"> </w:t>
-      </w:r>
-      <w:r>
-        <w:rPr>
-          <w:bCs/>
-          <w:b/>
-        </w:rPr>
-        <w:t xml:space="preserve">the managing director could not open a single Project Kick-off - the document his card says he approves</w:t>
-      </w:r>
-      <w:r>
-        <w:t xml:space="preserve">. Aiqaz Chandankeri could not open a Purchase Order, and no director could open a Transmittal. The cards were right; the system did not match them. Permissions now ship in the package with a rule that whoever approves a document can open it, and a build check asks the question per person (</w:t>
-      </w:r>
-      <w:r>
-        <w:rPr>
-          <w:bCs/>
-          <w:b/>
-        </w:rPr>
-        <w:t xml:space="preserve">T6k</w:t>
-      </w:r>
-      <w:r>
-        <w:t xml:space="preserve">). Separately, a fresh install had no</w:t>
-      </w:r>
-      <w:r>
-        <w:t xml:space="preserve"> </w:t>
-      </w:r>
-      <w:r>
-        <w:rPr>
-          <w:iCs/>
-          <w:i/>
-        </w:rPr>
-        <w:t xml:space="preserve">Design User</w:t>
-      </w:r>
-      <w:r>
-        <w:t xml:space="preserve"> </w:t>
-      </w:r>
-      <w:r>
-        <w:t xml:space="preserve">role and gave the statutory auditor no access to the books; both now ship in the package.</w:t>
-      </w:r>
-    </w:p>
-    <w:p>
-      <w:pPr>
-        <w:pStyle w:val="FirstParagraph"/>
-      </w:pPr>
-      <w:r>
-        <w:t xml:space="preserve">Cards are written</w:t>
-      </w:r>
-      <w:r>
-        <w:t xml:space="preserve"> </w:t>
-      </w:r>
-      <w:r>
-        <w:rPr>
-          <w:bCs/>
-          <w:b/>
-        </w:rPr>
-        <w:t xml:space="preserve">per role</w:t>
-      </w:r>
-      <w:r>
-        <w:t xml:space="preserve">, not per person, because roles outlive people. The</w:t>
-      </w:r>
-      <w:r>
-        <w:t xml:space="preserve"> </w:t>
-      </w:r>
-      <w:r>
-        <w:rPr>
-          <w:iCs/>
-          <w:i/>
+        <w:t xml:space="preserve">.</w:t>
+      </w:r>
+    </w:p>
+    <w:p>
+      <w:pPr>
+        <w:numPr>
+          <w:ilvl w:val="0"/>
+          <w:numId w:val="1001"/>
+        </w:numPr>
+        <w:pStyle w:val="Compact"/>
+      </w:pPr>
+      <w:r>
+        <w:t xml:space="preserve">Cards are per role, not per person. At go-live only the names change.</w:t>
+      </w:r>
+    </w:p>
+    <w:p>
+      <w:pPr>
+        <w:numPr>
+          <w:ilvl w:val="0"/>
+          <w:numId w:val="1001"/>
+        </w:numPr>
+        <w:pStyle w:val="Compact"/>
+      </w:pPr>
+      <w:r>
+        <w:rPr>
+          <w:bCs/>
+          <w:b/>
         </w:rPr>
         <w:t xml:space="preserve">Who holds this today</w:t>
       </w:r>
@@ -373,25 +226,57 @@
         <w:t xml:space="preserve"> </w:t>
       </w:r>
       <w:r>
-        <w:t xml:space="preserve">line names the accounts set up in the demo system; when MSCAST’s real staff are loaded, only those names change.</w:t>
-      </w:r>
-    </w:p>
-    <w:p>
-      <w:pPr>
-        <w:pStyle w:val="BlockText"/>
-      </w:pPr>
-      <w:r>
-        <w:rPr>
-          <w:bCs/>
-          <w:b/>
-        </w:rPr>
-        <w:t xml:space="preserve">A note on the names below.</w:t>
-      </w:r>
-      <w:r>
-        <w:t xml:space="preserve"> </w:t>
-      </w:r>
-      <w:r>
-        <w:t xml:space="preserve">Aiqaz Chandankeri and Mustaque Chandankeri are MSCAST’s directors. The remaining names are staff accounts created for the demonstration so that every role has a face. They will be replaced with real people at go-live.</w:t>
+        <w:t xml:space="preserve">= the demo cast on</w:t>
+      </w:r>
+      <w:r>
+        <w:t xml:space="preserve"> </w:t>
+      </w:r>
+      <w:r>
+        <w:rPr>
+          <w:bCs/>
+          <w:b/>
+        </w:rPr>
+        <w:t xml:space="preserve">DEV</w:t>
+      </w:r>
+      <w:r>
+        <w:t xml:space="preserve"> </w:t>
+      </w:r>
+      <w:r>
+        <w:t xml:space="preserve">(mscastdev.carobar.net). Aiqaz and Mustaque Chandankeri are MSCAST’s real directors; the other names are demo faces.</w:t>
+      </w:r>
+    </w:p>
+    <w:p>
+      <w:pPr>
+        <w:numPr>
+          <w:ilvl w:val="0"/>
+          <w:numId w:val="1001"/>
+        </w:numPr>
+        <w:pStyle w:val="Compact"/>
+      </w:pPr>
+      <w:r>
+        <w:rPr>
+          <w:bCs/>
+          <w:b/>
+        </w:rPr>
+        <w:t xml:space="preserve">Live POC note:</w:t>
+      </w:r>
+      <w:r>
+        <w:t xml:space="preserve"> </w:t>
+      </w:r>
+      <w:r>
+        <w:t xml:space="preserve">as of 21 September 2026 the Live POC (mscast.carobar.net) carries MSCAST’s own users (Mustaque@mcast.co.in, aiqaz@mcast.co.in, waseemraj@mcast.co.in) plus demo logins for Anita, Sameer and Rohit; the other demo personas were deleted there on 21 September 2026. On the Live POC the 08:35 IST morning note goes to waseemraj@mcast.co.in, by the owner’s decision.</w:t>
+      </w:r>
+    </w:p>
+    <w:p>
+      <w:pPr>
+        <w:numPr>
+          <w:ilvl w:val="0"/>
+          <w:numId w:val="1001"/>
+        </w:numPr>
+        <w:pStyle w:val="Compact"/>
+      </w:pPr>
+      <w:r>
+        <w:t xml:space="preserve">If a card says you can do something and the system refuses, that is a defect — report it to the implementer. Build checks T6i (every role can raise what its card describes) and T6k (whoever approves a document can open it) test this on every build.</w:t>
       </w:r>
     </w:p>
     <w:bookmarkStart w:id="20" w:name="the-one-rule-behind-all-of-it"/>
@@ -405,7 +290,11 @@
     </w:p>
     <w:p>
       <w:pPr>
-        <w:pStyle w:val="FirstParagraph"/>
+        <w:numPr>
+          <w:ilvl w:val="0"/>
+          <w:numId w:val="1002"/>
+        </w:numPr>
+        <w:pStyle w:val="Compact"/>
       </w:pPr>
       <w:r>
         <w:rPr>
@@ -418,7 +307,7 @@
         <w:t xml:space="preserve"> </w:t>
       </w:r>
       <w:r>
-        <w:t xml:space="preserve">If the system stops you doing something, that is almost always why. It is not a permissions bug, and asking someone to</w:t>
+        <w:t xml:space="preserve">If the system stops you, that is almost always why. It is not a permissions bug; do not ask for</w:t>
       </w:r>
       <w:r>
         <w:t xml:space="preserve"> </w:t>
@@ -427,24 +316,25 @@
         <w:t xml:space="preserve">“</w:t>
       </w:r>
       <w:r>
-        <w:t xml:space="preserve">just give me the access</w:t>
+        <w:t xml:space="preserve">just the access</w:t>
       </w:r>
       <w:r>
         <w:t xml:space="preserve">”</w:t>
       </w:r>
       <w:r>
-        <w:t xml:space="preserve"> </w:t>
-      </w:r>
-      <w:r>
-        <w:t xml:space="preserve">defeats the point of having it.</w:t>
-      </w:r>
-    </w:p>
-    <w:p>
-      <w:pPr>
-        <w:pStyle w:val="BodyText"/>
-      </w:pPr>
-      <w:r>
-        <w:t xml:space="preserve">Two exceptions are deliberate and are described on the Director card.</w:t>
+        <w:t xml:space="preserve">.</w:t>
+      </w:r>
+    </w:p>
+    <w:p>
+      <w:pPr>
+        <w:numPr>
+          <w:ilvl w:val="0"/>
+          <w:numId w:val="1002"/>
+        </w:numPr>
+        <w:pStyle w:val="Compact"/>
+      </w:pPr>
+      <w:r>
+        <w:t xml:space="preserve">The exceptions are the directors’; see Card 1.</w:t>
       </w:r>
     </w:p>
     <w:p>
@@ -456,7 +346,7 @@
     </w:p>
     <w:bookmarkEnd w:id="20"/>
     <w:bookmarkEnd w:id="21"/>
-    <w:bookmarkStart w:id="26" w:name="card-1-director"/>
+    <w:bookmarkStart w:id="27" w:name="card-1-director"/>
     <w:p>
       <w:pPr>
         <w:pStyle w:val="Heading1"/>
@@ -510,32 +400,31 @@
     </w:p>
     <w:p>
       <w:pPr>
-        <w:pStyle w:val="FirstParagraph"/>
-      </w:pPr>
-      <w:r>
-        <w:rPr>
-          <w:bCs/>
-          <w:b/>
-        </w:rPr>
-        <w:t xml:space="preserve">Your email, at 08:40.</w:t>
-      </w:r>
-      <w:r>
-        <w:t xml:space="preserve"> </w:t>
-      </w:r>
-      <w:r>
-        <w:t xml:space="preserve">The morning note is the job. It arrives every day, names the one thing that matters most, and links straight to the document. If you read nothing else in the system, read this.</w:t>
-      </w:r>
-    </w:p>
-    <w:p>
-      <w:pPr>
-        <w:pStyle w:val="BodyText"/>
-      </w:pPr>
-      <w:r>
-        <w:t xml:space="preserve">Then</w:t>
-      </w:r>
-      <w:r>
-        <w:t xml:space="preserve"> </w:t>
-      </w:r>
+        <w:numPr>
+          <w:ilvl w:val="0"/>
+          <w:numId w:val="1003"/>
+        </w:numPr>
+        <w:pStyle w:val="Compact"/>
+      </w:pPr>
+      <w:r>
+        <w:rPr>
+          <w:bCs/>
+          <w:b/>
+        </w:rPr>
+        <w:t xml:space="preserve">The morning note</w:t>
+      </w:r>
+      <w:r>
+        <w:t xml:space="preserve">, emailed at 08:35 IST. It names the one thing that matters most today and links to the document. If you read nothing else, read this.</w:t>
+      </w:r>
+    </w:p>
+    <w:p>
+      <w:pPr>
+        <w:numPr>
+          <w:ilvl w:val="0"/>
+          <w:numId w:val="1003"/>
+        </w:numPr>
+        <w:pStyle w:val="Compact"/>
+      </w:pPr>
       <w:r>
         <w:rPr>
           <w:bCs/>
@@ -547,11 +436,17 @@
         <w:t xml:space="preserve"> </w:t>
       </w:r>
       <w:r>
-        <w:t xml:space="preserve">workspace for the numbers, and</w:t>
-      </w:r>
-      <w:r>
-        <w:t xml:space="preserve"> </w:t>
-      </w:r>
+        <w:t xml:space="preserve">workspace for the numbers.</w:t>
+      </w:r>
+    </w:p>
+    <w:p>
+      <w:pPr>
+        <w:numPr>
+          <w:ilvl w:val="0"/>
+          <w:numId w:val="1003"/>
+        </w:numPr>
+        <w:pStyle w:val="Compact"/>
+      </w:pPr>
       <w:r>
         <w:rPr>
           <w:bCs/>
@@ -584,8 +479,8 @@
         <w:jc w:val="start"/>
       </w:tblPr>
       <w:tblGrid>
-        <w:gridCol w:w="3960"/>
-        <w:gridCol w:w="3960"/>
+        <w:gridCol w:w="2376"/>
+        <w:gridCol w:w="5544"/>
       </w:tblGrid>
       <w:tr>
         <w:trPr>
@@ -699,7 +594,7 @@
               <w:jc w:val="left"/>
             </w:pPr>
             <w:r>
-              <w:t xml:space="preserve">Look at any exception that has appeared more than twice. That is a process not being followed, not a document needing fixing</w:t>
+              <w:t xml:space="preserve">Look at any exception that has appeared more than twice: a process not being followed</w:t>
             </w:r>
           </w:p>
         </w:tc>
@@ -725,7 +620,7 @@
               <w:jc w:val="left"/>
             </w:pPr>
             <w:r>
-              <w:t xml:space="preserve">Review the project MIS: contract value against estimate against committed against billed</w:t>
+              <w:t xml:space="preserve">Review the project MIS: contract value vs estimate vs committed vs billed</w:t>
             </w:r>
           </w:p>
         </w:tc>
@@ -746,14 +641,14 @@
         <w:pStyle w:val="FirstParagraph"/>
       </w:pPr>
       <w:r>
-        <w:t xml:space="preserve">You are the approval on everything that commits MSCAST to someone outside the company:</w:t>
+        <w:t xml:space="preserve">Everything that commits MSCAST to someone outside the company:</w:t>
       </w:r>
     </w:p>
     <w:p>
       <w:pPr>
         <w:numPr>
           <w:ilvl w:val="0"/>
-          <w:numId w:val="1001"/>
+          <w:numId w:val="1004"/>
         </w:numPr>
         <w:pStyle w:val="Compact"/>
       </w:pPr>
@@ -775,7 +670,7 @@
       <w:pPr>
         <w:numPr>
           <w:ilvl w:val="0"/>
-          <w:numId w:val="1001"/>
+          <w:numId w:val="1004"/>
         </w:numPr>
         <w:pStyle w:val="Compact"/>
       </w:pPr>
@@ -797,7 +692,7 @@
       <w:pPr>
         <w:numPr>
           <w:ilvl w:val="0"/>
-          <w:numId w:val="1001"/>
+          <w:numId w:val="1004"/>
         </w:numPr>
         <w:pStyle w:val="Compact"/>
       </w:pPr>
@@ -819,7 +714,7 @@
       <w:pPr>
         <w:numPr>
           <w:ilvl w:val="0"/>
-          <w:numId w:val="1001"/>
+          <w:numId w:val="1004"/>
         </w:numPr>
         <w:pStyle w:val="Compact"/>
       </w:pPr>
@@ -834,14 +729,14 @@
         <w:t xml:space="preserve"> </w:t>
       </w:r>
       <w:r>
-        <w:t xml:space="preserve">— this is what releases a supplier payment</w:t>
+        <w:t xml:space="preserve">— this releases a supplier payment</w:t>
       </w:r>
     </w:p>
     <w:p>
       <w:pPr>
         <w:numPr>
           <w:ilvl w:val="0"/>
-          <w:numId w:val="1001"/>
+          <w:numId w:val="1004"/>
         </w:numPr>
         <w:pStyle w:val="Compact"/>
       </w:pPr>
@@ -871,43 +766,9 @@
     </w:p>
     <w:p>
       <w:pPr>
-        <w:pStyle w:val="FirstParagraph"/>
-      </w:pPr>
-      <w:r>
-        <w:t xml:space="preserve">Very little — and that is the point of the two exceptions below.</w:t>
-      </w:r>
-    </w:p>
-    <w:p>
-      <w:pPr>
-        <w:pStyle w:val="BodyText"/>
-      </w:pPr>
-      <w:r>
-        <w:rPr>
-          <w:bCs/>
-          <w:b/>
-        </w:rPr>
-        <w:t xml:space="preserve">Read this part.</w:t>
-      </w:r>
-      <w:r>
-        <w:t xml:space="preserve"> </w:t>
-      </w:r>
-      <w:r>
-        <w:t xml:space="preserve">You hold a good deal more than the director role — Aiqaz holds nine roles and Mustaque seven, and they are not the same seven. Both of you hold Projects Manager and Accounts Manager, because in a company this size you have to. Mustaque also holds Purchase Manager; Aiqaz also holds Quality Manager and Stock User.</w:t>
-      </w:r>
-    </w:p>
-    <w:p>
-      <w:pPr>
-        <w:pStyle w:val="BodyText"/>
-      </w:pPr>
-      <w:r>
-        <w:t xml:space="preserve">What that adds up to:</w:t>
-      </w:r>
-    </w:p>
-    <w:p>
-      <w:pPr>
         <w:numPr>
           <w:ilvl w:val="0"/>
-          <w:numId w:val="1002"/>
+          <w:numId w:val="1005"/>
         </w:numPr>
         <w:pStyle w:val="Compact"/>
       </w:pPr>
@@ -916,14 +777,49 @@
           <w:bCs/>
           <w:b/>
         </w:rPr>
-        <w:t xml:space="preserve">You can prepare a cost sheet and then approve it yourself.</w:t>
+        <w:t xml:space="preserve">A purchase order reaches you only if someone holding</w:t>
+      </w:r>
+      <w:r>
+        <w:rPr>
+          <w:bCs/>
+          <w:b/>
+        </w:rPr>
+        <w:t xml:space="preserve"> </w:t>
+      </w:r>
+      <w:r>
+        <w:rPr>
+          <w:rStyle w:val="VerbatimChar"/>
+          <w:bCs/>
+          <w:b/>
+        </w:rPr>
+        <w:t xml:space="preserve">Purchase User</w:t>
+      </w:r>
+      <w:r>
+        <w:rPr>
+          <w:bCs/>
+          <w:b/>
+        </w:rPr>
+        <w:t xml:space="preserve"> </w:t>
+      </w:r>
+      <w:r>
+        <w:rPr>
+          <w:bCs/>
+          <w:b/>
+        </w:rPr>
+        <w:t xml:space="preserve">sent it</w:t>
+      </w:r>
+      <w:r>
+        <w:t xml:space="preserve"> </w:t>
+      </w:r>
+      <w:r>
+        <w:t xml:space="preserve">(Sameer or Nikhil). Neither director holds that role, so every PO involves two people.</w:t>
       </w:r>
     </w:p>
     <w:p>
       <w:pPr>
         <w:numPr>
           <w:ilvl w:val="0"/>
-          <w:numId w:val="1002"/>
+          <w:numId w:val="1005"/>
         </w:numPr>
         <w:pStyle w:val="Compact"/>
       </w:pPr>
@@ -932,14 +828,20 @@
           <w:bCs/>
           <w:b/>
         </w:rPr>
-        <w:t xml:space="preserve">You can verify a customer PO and then approve the kick-off yourself.</w:t>
+        <w:t xml:space="preserve">No supplier bill can be paid without a certified BRM</w:t>
+      </w:r>
+      <w:r>
+        <w:t xml:space="preserve"> </w:t>
+      </w:r>
+      <w:r>
+        <w:t xml:space="preserve">— this applies to you too.</w:t>
       </w:r>
     </w:p>
     <w:p>
       <w:pPr>
         <w:numPr>
           <w:ilvl w:val="0"/>
-          <w:numId w:val="1002"/>
+          <w:numId w:val="1005"/>
         </w:numPr>
         <w:pStyle w:val="Compact"/>
       </w:pPr>
@@ -948,103 +850,121 @@
           <w:bCs/>
           <w:b/>
         </w:rPr>
-        <w:t xml:space="preserve">You can create a supplier-bill certificate, certify it, and mark it paid</w:t>
-      </w:r>
-      <w:r>
-        <w:t xml:space="preserve"> </w:t>
-      </w:r>
-      <w:r>
-        <w:t xml:space="preserve">— all three, alone, with nobody else involved.</w:t>
-      </w:r>
-    </w:p>
-    <w:p>
-      <w:pPr>
-        <w:pStyle w:val="FirstParagraph"/>
-      </w:pPr>
-      <w:r>
-        <w:t xml:space="preserve">The system permits all of it. That is an accepted decision for a company this size, not an oversight — but it means these are a second look, not a real second pair of eyes.</w:t>
-      </w:r>
-      <w:r>
-        <w:t xml:space="preserve"> </w:t>
-      </w:r>
-      <w:r>
-        <w:rPr>
-          <w:bCs/>
-          <w:b/>
-        </w:rPr>
-        <w:t xml:space="preserve">Where the money is significant, have the other director do the approving.</w:t>
-      </w:r>
-      <w:r>
-        <w:t xml:space="preserve"> </w:t>
-      </w:r>
-      <w:r>
-        <w:t xml:space="preserve">Every approval is recorded with your name and the time, so who approved what is never in doubt.</w:t>
-      </w:r>
-    </w:p>
-    <w:p>
-      <w:pPr>
-        <w:pStyle w:val="BodyText"/>
-      </w:pPr>
-      <w:r>
-        <w:t xml:space="preserve">One thing genuinely is enforced:</w:t>
-      </w:r>
-      <w:r>
-        <w:t xml:space="preserve"> </w:t>
-      </w:r>
-      <w:r>
-        <w:rPr>
-          <w:bCs/>
-          <w:b/>
-        </w:rPr>
-        <w:t xml:space="preserve">a purchase order cannot reach you for approval unless somebody holding</w:t>
-      </w:r>
-      <w:r>
-        <w:rPr>
-          <w:bCs/>
-          <w:b/>
-        </w:rPr>
-        <w:t xml:space="preserve"> </w:t>
-      </w:r>
-      <w:r>
-        <w:rPr>
-          <w:rStyle w:val="VerbatimChar"/>
-          <w:bCs/>
-          <w:b/>
-        </w:rPr>
-        <w:t xml:space="preserve">Purchase User</w:t>
-      </w:r>
-      <w:r>
-        <w:rPr>
-          <w:bCs/>
-          <w:b/>
-        </w:rPr>
-        <w:t xml:space="preserve"> </w:t>
-      </w:r>
-      <w:r>
-        <w:rPr>
-          <w:bCs/>
-          <w:b/>
-        </w:rPr>
-        <w:t xml:space="preserve">sent it</w:t>
-      </w:r>
-      <w:r>
-        <w:t xml:space="preserve"> </w:t>
-      </w:r>
-      <w:r>
-        <w:t xml:space="preserve">— Sameer or Nikhil. Neither of you holds that role, so purchase orders always involve two people. And</w:t>
-      </w:r>
-      <w:r>
-        <w:t xml:space="preserve"> </w:t>
-      </w:r>
-      <w:r>
-        <w:rPr>
-          <w:bCs/>
-          <w:b/>
-        </w:rPr>
-        <w:t xml:space="preserve">no bill of any kind can be paid without a certified BRM</w:t>
-      </w:r>
-      <w:r>
-        <w:t xml:space="preserve">, which applies to you as much as to anyone.</w:t>
+        <w:t xml:space="preserve">A BRM cannot be certified unless its four checks (quantity, rate, inspection, delivery) are ticked.</w:t>
+      </w:r>
+    </w:p>
+    <w:p>
+      <w:pPr>
+        <w:numPr>
+          <w:ilvl w:val="0"/>
+          <w:numId w:val="1005"/>
+        </w:numPr>
+        <w:pStyle w:val="Compact"/>
+      </w:pPr>
+      <w:r>
+        <w:rPr>
+          <w:bCs/>
+          <w:b/>
+        </w:rPr>
+        <w:t xml:space="preserve">A kick-off cannot be approved while the checklist is unticked.</w:t>
+      </w:r>
+    </w:p>
+    <w:bookmarkEnd w:id="25"/>
+    <w:bookmarkStart w:id="26" w:name="what-will-not-stop-you-read-this"/>
+    <w:p>
+      <w:pPr>
+        <w:pStyle w:val="Heading2"/>
+      </w:pPr>
+      <w:r>
+        <w:t xml:space="preserve">What will not stop you — read this</w:t>
+      </w:r>
+    </w:p>
+    <w:p>
+      <w:pPr>
+        <w:numPr>
+          <w:ilvl w:val="0"/>
+          <w:numId w:val="1006"/>
+        </w:numPr>
+        <w:pStyle w:val="Compact"/>
+      </w:pPr>
+      <w:r>
+        <w:t xml:space="preserve">You hold more than the director role. Aiqaz holds nine roles, Mustaque seven. Both hold Projects Manager and Accounts Manager. Mustaque also holds Purchase Manager; Aiqaz also holds Quality Manager and Stock User.</w:t>
+      </w:r>
+    </w:p>
+    <w:p>
+      <w:pPr>
+        <w:numPr>
+          <w:ilvl w:val="0"/>
+          <w:numId w:val="1006"/>
+        </w:numPr>
+        <w:pStyle w:val="Compact"/>
+      </w:pPr>
+      <w:r>
+        <w:t xml:space="preserve">So, alone, you can:</w:t>
+      </w:r>
+    </w:p>
+    <w:p>
+      <w:pPr>
+        <w:numPr>
+          <w:ilvl w:val="1"/>
+          <w:numId w:val="1007"/>
+        </w:numPr>
+        <w:pStyle w:val="Compact"/>
+      </w:pPr>
+      <w:r>
+        <w:t xml:space="preserve">prepare a cost sheet and approve it;</w:t>
+      </w:r>
+    </w:p>
+    <w:p>
+      <w:pPr>
+        <w:numPr>
+          <w:ilvl w:val="1"/>
+          <w:numId w:val="1007"/>
+        </w:numPr>
+        <w:pStyle w:val="Compact"/>
+      </w:pPr>
+      <w:r>
+        <w:t xml:space="preserve">verify a customer PO and approve the kick-off;</w:t>
+      </w:r>
+    </w:p>
+    <w:p>
+      <w:pPr>
+        <w:numPr>
+          <w:ilvl w:val="1"/>
+          <w:numId w:val="1007"/>
+        </w:numPr>
+        <w:pStyle w:val="Compact"/>
+      </w:pPr>
+      <w:r>
+        <w:t xml:space="preserve">create a BRM, certify it and mark it paid.</w:t>
+      </w:r>
+    </w:p>
+    <w:p>
+      <w:pPr>
+        <w:numPr>
+          <w:ilvl w:val="0"/>
+          <w:numId w:val="1006"/>
+        </w:numPr>
+        <w:pStyle w:val="Compact"/>
+      </w:pPr>
+      <w:r>
+        <w:t xml:space="preserve">This is an accepted decision for a company this size. These approvals are a second look, not a second pair of eyes.</w:t>
+      </w:r>
+      <w:r>
+        <w:t xml:space="preserve"> </w:t>
+      </w:r>
+      <w:r>
+        <w:rPr>
+          <w:bCs/>
+          <w:b/>
+        </w:rPr>
+        <w:t xml:space="preserve">Where the money is significant, the other director approves.</w:t>
+      </w:r>
+      <w:r>
+        <w:t xml:space="preserve"> </w:t>
+      </w:r>
+      <w:r>
+        <w:t xml:space="preserve">Every approval is recorded with name and time.</w:t>
       </w:r>
     </w:p>
     <w:p>
@@ -1054,9 +974,9 @@
         </w:pict>
       </w:r>
     </w:p>
-    <w:bookmarkEnd w:id="25"/>
     <w:bookmarkEnd w:id="26"/>
-    <w:bookmarkStart w:id="31" w:name="card-2-projects-manager"/>
+    <w:bookmarkEnd w:id="27"/>
+    <w:bookmarkStart w:id="32" w:name="card-2-projects-manager"/>
     <w:p>
       <w:pPr>
         <w:pStyle w:val="Heading1"/>
@@ -1099,7 +1019,7 @@
         <w:t xml:space="preserve">Projects Manager</w:t>
       </w:r>
     </w:p>
-    <w:bookmarkStart w:id="27" w:name="what-you-open-1"/>
+    <w:bookmarkStart w:id="28" w:name="what-you-open-1"/>
     <w:p>
       <w:pPr>
         <w:pStyle w:val="Heading2"/>
@@ -1126,8 +1046,8 @@
         <w:t xml:space="preserve">workspace.</w:t>
       </w:r>
     </w:p>
-    <w:bookmarkEnd w:id="27"/>
-    <w:bookmarkStart w:id="28" w:name="what-you-do-1"/>
+    <w:bookmarkEnd w:id="28"/>
+    <w:bookmarkStart w:id="29" w:name="what-you-do-1"/>
     <w:p>
       <w:pPr>
         <w:pStyle w:val="Heading2"/>
@@ -1144,8 +1064,8 @@
         <w:jc w:val="start"/>
       </w:tblPr>
       <w:tblGrid>
-        <w:gridCol w:w="3960"/>
-        <w:gridCol w:w="3960"/>
+        <w:gridCol w:w="3168"/>
+        <w:gridCol w:w="4752"/>
       </w:tblGrid>
       <w:tr>
         <w:trPr>
@@ -1213,7 +1133,7 @@
               <w:t xml:space="preserve"> </w:t>
             </w:r>
             <w:r>
-              <w:t xml:space="preserve">— component by component, then apply the margin</w:t>
+              <w:t xml:space="preserve">component by component, then apply the margin</w:t>
             </w:r>
           </w:p>
         </w:tc>
@@ -1428,14 +1348,14 @@
               <w:t xml:space="preserve"> </w:t>
             </w:r>
             <w:r>
-              <w:t xml:space="preserve">the week the event happens, not at the end</w:t>
+              <w:t xml:space="preserve">the week the event happens</w:t>
             </w:r>
           </w:p>
         </w:tc>
       </w:tr>
     </w:tbl>
-    <w:bookmarkEnd w:id="28"/>
-    <w:bookmarkStart w:id="29" w:name="what-you-approve-1"/>
+    <w:bookmarkEnd w:id="29"/>
+    <w:bookmarkStart w:id="30" w:name="what-you-approve-1"/>
     <w:p>
       <w:pPr>
         <w:pStyle w:val="Heading2"/>
@@ -1448,7 +1368,7 @@
       <w:pPr>
         <w:numPr>
           <w:ilvl w:val="0"/>
-          <w:numId w:val="1003"/>
+          <w:numId w:val="1008"/>
         </w:numPr>
         <w:pStyle w:val="Compact"/>
       </w:pPr>
@@ -1486,7 +1406,7 @@
       <w:pPr>
         <w:numPr>
           <w:ilvl w:val="0"/>
-          <w:numId w:val="1003"/>
+          <w:numId w:val="1008"/>
         </w:numPr>
         <w:pStyle w:val="Compact"/>
       </w:pPr>
@@ -1520,8 +1440,8 @@
         <w:t xml:space="preserve">on a kick-off</w:t>
       </w:r>
     </w:p>
-    <w:bookmarkEnd w:id="29"/>
-    <w:bookmarkStart w:id="30" w:name="what-will-stop-you-1"/>
+    <w:bookmarkEnd w:id="30"/>
+    <w:bookmarkStart w:id="31" w:name="what-will-stop-you-1"/>
     <w:p>
       <w:pPr>
         <w:pStyle w:val="Heading2"/>
@@ -1534,7 +1454,7 @@
       <w:pPr>
         <w:numPr>
           <w:ilvl w:val="0"/>
-          <w:numId w:val="1004"/>
+          <w:numId w:val="1009"/>
         </w:numPr>
         <w:pStyle w:val="Compact"/>
       </w:pPr>
@@ -1543,20 +1463,20 @@
           <w:bCs/>
           <w:b/>
         </w:rPr>
-        <w:t xml:space="preserve">You cannot release a drawing for manufacture unless the customer has approved it.</w:t>
-      </w:r>
-      <w:r>
-        <w:t xml:space="preserve"> </w:t>
-      </w:r>
-      <w:r>
-        <w:t xml:space="preserve">A drawing cannot go from Draft straight to Released. This is the control that stops metal being cut against a drawing the customer never saw.</w:t>
+        <w:t xml:space="preserve">You cannot release a drawing for manufacture unless the customer approved it.</w:t>
+      </w:r>
+      <w:r>
+        <w:t xml:space="preserve"> </w:t>
+      </w:r>
+      <w:r>
+        <w:t xml:space="preserve">Draft cannot go straight to Released.</w:t>
       </w:r>
     </w:p>
     <w:p>
       <w:pPr>
         <w:numPr>
           <w:ilvl w:val="0"/>
-          <w:numId w:val="1004"/>
+          <w:numId w:val="1009"/>
         </w:numPr>
         <w:pStyle w:val="Compact"/>
       </w:pPr>
@@ -1565,13 +1485,13 @@
           <w:bCs/>
           <w:b/>
         </w:rPr>
-        <w:t xml:space="preserve">A kick-off will not be approved while the checklist is unticked</w:t>
-      </w:r>
-      <w:r>
-        <w:t xml:space="preserve"> </w:t>
-      </w:r>
-      <w:r>
-        <w:t xml:space="preserve">— price, scope, payment terms, GST. If the customer’s PO does not match the offer, leave the box unticked and let it sit in</w:t>
+        <w:t xml:space="preserve">A kick-off cannot be approved while the checklist (price, scope, payment terms, GST) is unticked.</w:t>
+      </w:r>
+      <w:r>
+        <w:t xml:space="preserve"> </w:t>
+      </w:r>
+      <w:r>
+        <w:t xml:space="preserve">If the PO does not match the offer, leave the box unticked; the record stays in</w:t>
       </w:r>
       <w:r>
         <w:t xml:space="preserve"> </w:t>
@@ -1584,7 +1504,7 @@
         <w:t xml:space="preserve">PO Query Raised</w:t>
       </w:r>
       <w:r>
-        <w:t xml:space="preserve">. Four days of delay now beats discovering at dispatch that the advance was never coming.</w:t>
+        <w:t xml:space="preserve">.</w:t>
       </w:r>
     </w:p>
     <w:p>
@@ -1594,9 +1514,9 @@
         </w:pict>
       </w:r>
     </w:p>
-    <w:bookmarkEnd w:id="30"/>
     <w:bookmarkEnd w:id="31"/>
-    <w:bookmarkStart w:id="36" w:name="card-3-purchase-manager"/>
+    <w:bookmarkEnd w:id="32"/>
+    <w:bookmarkStart w:id="37" w:name="card-3-purchase-manager"/>
     <w:p>
       <w:pPr>
         <w:pStyle w:val="Heading1"/>
@@ -1639,7 +1559,7 @@
         <w:t xml:space="preserve">Purchase Manager</w:t>
       </w:r>
     </w:p>
-    <w:bookmarkStart w:id="32" w:name="what-you-open-2"/>
+    <w:bookmarkStart w:id="33" w:name="what-you-open-2"/>
     <w:p>
       <w:pPr>
         <w:pStyle w:val="Heading2"/>
@@ -1666,8 +1586,8 @@
         <w:t xml:space="preserve">workspace.</w:t>
       </w:r>
     </w:p>
-    <w:bookmarkEnd w:id="32"/>
-    <w:bookmarkStart w:id="33" w:name="what-you-do-2"/>
+    <w:bookmarkEnd w:id="33"/>
+    <w:bookmarkStart w:id="34" w:name="what-you-do-2"/>
     <w:p>
       <w:pPr>
         <w:pStyle w:val="Heading2"/>
@@ -1684,8 +1604,8 @@
         <w:jc w:val="start"/>
       </w:tblPr>
       <w:tblGrid>
-        <w:gridCol w:w="3960"/>
-        <w:gridCol w:w="3960"/>
+        <w:gridCol w:w="3088"/>
+        <w:gridCol w:w="4831"/>
       </w:tblGrid>
       <w:tr>
         <w:trPr>
@@ -1767,13 +1687,7 @@
                 <w:bCs/>
                 <w:b/>
               </w:rPr>
-              <w:t xml:space="preserve">RFQ to at least three suppliers.</w:t>
-            </w:r>
-            <w:r>
-              <w:t xml:space="preserve"> </w:t>
-            </w:r>
-            <w:r>
-              <w:t xml:space="preserve">One quotation is a price, not a comparison</w:t>
+              <w:t xml:space="preserve">RFQ to at least three suppliers</w:t>
             </w:r>
           </w:p>
         </w:tc>
@@ -1799,7 +1713,7 @@
               <w:jc w:val="left"/>
             </w:pPr>
             <w:r>
-              <w:t xml:space="preserve">Record the technical score, compliance, deviations and delivery weeks — not only price</w:t>
+              <w:t xml:space="preserve">Record technical score, compliance, deviations and delivery weeks — not only price</w:t>
             </w:r>
           </w:p>
         </w:tc>
@@ -1909,7 +1823,7 @@
               <w:t xml:space="preserve"> </w:t>
             </w:r>
             <w:r>
-              <w:t xml:space="preserve">and tick what you have actually checked: quantity, rate, inspection, delivery</w:t>
+              <w:t xml:space="preserve">and tick what you actually checked: quantity, rate, inspection, delivery</w:t>
             </w:r>
           </w:p>
         </w:tc>
@@ -1957,8 +1871,8 @@
         </w:tc>
       </w:tr>
     </w:tbl>
-    <w:bookmarkEnd w:id="33"/>
-    <w:bookmarkStart w:id="34" w:name="what-you-approve-2"/>
+    <w:bookmarkEnd w:id="34"/>
+    <w:bookmarkStart w:id="35" w:name="what-you-approve-2"/>
     <w:p>
       <w:pPr>
         <w:pStyle w:val="Heading2"/>
@@ -1971,7 +1885,7 @@
       <w:pPr>
         <w:numPr>
           <w:ilvl w:val="0"/>
-          <w:numId w:val="1005"/>
+          <w:numId w:val="1010"/>
         </w:numPr>
         <w:pStyle w:val="Compact"/>
       </w:pPr>
@@ -1993,7 +1907,7 @@
       <w:pPr>
         <w:numPr>
           <w:ilvl w:val="0"/>
-          <w:numId w:val="1005"/>
+          <w:numId w:val="1010"/>
         </w:numPr>
         <w:pStyle w:val="Compact"/>
       </w:pPr>
@@ -2008,11 +1922,11 @@
         <w:t xml:space="preserve"> </w:t>
       </w:r>
       <w:r>
-        <w:t xml:space="preserve">on a BRM — sending a bill back to the supplier with the reason</w:t>
-      </w:r>
-    </w:p>
-    <w:bookmarkEnd w:id="34"/>
-    <w:bookmarkStart w:id="35" w:name="what-will-stop-you-2"/>
+        <w:t xml:space="preserve">on a BRM — sends the bill back to the supplier with the reason</w:t>
+      </w:r>
+    </w:p>
+    <w:bookmarkEnd w:id="35"/>
+    <w:bookmarkStart w:id="36" w:name="what-will-stop-you-2"/>
     <w:p>
       <w:pPr>
         <w:pStyle w:val="Heading2"/>
@@ -2025,7 +1939,7 @@
       <w:pPr>
         <w:numPr>
           <w:ilvl w:val="0"/>
-          <w:numId w:val="1006"/>
+          <w:numId w:val="1011"/>
         </w:numPr>
         <w:pStyle w:val="Compact"/>
       </w:pPr>
@@ -2040,14 +1954,14 @@
         <w:t xml:space="preserve"> </w:t>
       </w:r>
       <w:r>
-        <w:t xml:space="preserve">You raise it, a director approves it. This is enforced and it is checked automatically on every system update.</w:t>
+        <w:t xml:space="preserve">You raise it; a director approves. Checked on every build.</w:t>
       </w:r>
     </w:p>
     <w:p>
       <w:pPr>
         <w:numPr>
           <w:ilvl w:val="0"/>
-          <w:numId w:val="1006"/>
+          <w:numId w:val="1011"/>
         </w:numPr>
         <w:pStyle w:val="Compact"/>
       </w:pPr>
@@ -2062,31 +1976,19 @@
         <w:t xml:space="preserve"> </w:t>
       </w:r>
       <w:r>
-        <w:t xml:space="preserve">You prepare it; a director certifies it. Certifying is what releases the money, and the person who placed the order must not be the person who certifies what he himself bought.</w:t>
-      </w:r>
-    </w:p>
-    <w:p>
-      <w:pPr>
-        <w:pStyle w:val="FirstParagraph"/>
-      </w:pPr>
-      <w:r>
-        <w:t xml:space="preserve">You can still stop a bad bill —</w:t>
-      </w:r>
-      <w:r>
-        <w:t xml:space="preserve"> </w:t>
-      </w:r>
-      <w:r>
-        <w:rPr>
-          <w:bCs/>
-          <w:b/>
-        </w:rPr>
-        <w:t xml:space="preserve">Reject</w:t>
-      </w:r>
-      <w:r>
-        <w:t xml:space="preserve"> </w:t>
-      </w:r>
-      <w:r>
-        <w:t xml:space="preserve">is yours. Stopping something is safe; releasing money is not.</w:t>
+        <w:t xml:space="preserve">You prepare; a director certifies. The person who placed the order does not certify what he bought.</w:t>
+      </w:r>
+    </w:p>
+    <w:p>
+      <w:pPr>
+        <w:numPr>
+          <w:ilvl w:val="0"/>
+          <w:numId w:val="1011"/>
+        </w:numPr>
+        <w:pStyle w:val="Compact"/>
+      </w:pPr>
+      <w:r>
+        <w:t xml:space="preserve">A director cannot certify your BRM until all four checks are ticked.</w:t>
       </w:r>
     </w:p>
     <w:p>
@@ -2096,9 +1998,9 @@
         </w:pict>
       </w:r>
     </w:p>
-    <w:bookmarkEnd w:id="35"/>
     <w:bookmarkEnd w:id="36"/>
-    <w:bookmarkStart w:id="41" w:name="card-4-purchase-executive"/>
+    <w:bookmarkEnd w:id="37"/>
+    <w:bookmarkStart w:id="42" w:name="card-4-purchase-executive"/>
     <w:p>
       <w:pPr>
         <w:pStyle w:val="Heading1"/>
@@ -2141,7 +2043,7 @@
         <w:t xml:space="preserve">Purchase User</w:t>
       </w:r>
     </w:p>
-    <w:bookmarkStart w:id="37" w:name="what-you-open-3"/>
+    <w:bookmarkStart w:id="38" w:name="what-you-open-3"/>
     <w:p>
       <w:pPr>
         <w:pStyle w:val="Heading2"/>
@@ -2168,8 +2070,8 @@
         <w:t xml:space="preserve">workspace.</w:t>
       </w:r>
     </w:p>
-    <w:bookmarkEnd w:id="37"/>
-    <w:bookmarkStart w:id="38" w:name="what-you-do-3"/>
+    <w:bookmarkEnd w:id="38"/>
+    <w:bookmarkStart w:id="39" w:name="what-you-do-3"/>
     <w:p>
       <w:pPr>
         <w:pStyle w:val="Heading2"/>
@@ -2183,7 +2085,7 @@
         <w:pStyle w:val="FirstParagraph"/>
       </w:pPr>
       <w:r>
-        <w:t xml:space="preserve">Raise Material Requests, issue RFQs, record supplier quotations, and raise Purchase Orders. Then</w:t>
+        <w:t xml:space="preserve">Raise Material Requests, issue RFQs, record supplier quotations, raise Purchase Orders, then</w:t>
       </w:r>
       <w:r>
         <w:t xml:space="preserve"> </w:t>
@@ -2199,8 +2101,8 @@
         <w:t xml:space="preserve">.</w:t>
       </w:r>
     </w:p>
-    <w:bookmarkEnd w:id="38"/>
-    <w:bookmarkStart w:id="39" w:name="what-you-approve-3"/>
+    <w:bookmarkEnd w:id="39"/>
+    <w:bookmarkStart w:id="40" w:name="what-you-approve-3"/>
     <w:p>
       <w:pPr>
         <w:pStyle w:val="Heading2"/>
@@ -2217,8 +2119,8 @@
         <w:t xml:space="preserve">Nothing. You prepare; others release.</w:t>
       </w:r>
     </w:p>
-    <w:bookmarkEnd w:id="39"/>
-    <w:bookmarkStart w:id="40" w:name="what-will-stop-you-3"/>
+    <w:bookmarkEnd w:id="40"/>
+    <w:bookmarkStart w:id="41" w:name="what-will-stop-you-3"/>
     <w:p>
       <w:pPr>
         <w:pStyle w:val="Heading2"/>
@@ -2231,7 +2133,7 @@
       <w:pPr>
         <w:numPr>
           <w:ilvl w:val="0"/>
-          <w:numId w:val="1007"/>
+          <w:numId w:val="1012"/>
         </w:numPr>
         <w:pStyle w:val="Compact"/>
       </w:pPr>
@@ -2240,17 +2142,17 @@
           <w:bCs/>
           <w:b/>
         </w:rPr>
-        <w:t xml:space="preserve">You cannot approve your own purchase order</w:t>
-      </w:r>
-      <w:r>
-        <w:t xml:space="preserve">, or anyone else’s. Send it for approval and it goes to a director.</w:t>
+        <w:t xml:space="preserve">You cannot approve any purchase order</w:t>
+      </w:r>
+      <w:r>
+        <w:t xml:space="preserve">, including your own. Send it; a director approves.</w:t>
       </w:r>
     </w:p>
     <w:p>
       <w:pPr>
         <w:numPr>
           <w:ilvl w:val="0"/>
-          <w:numId w:val="1007"/>
+          <w:numId w:val="1012"/>
         </w:numPr>
         <w:pStyle w:val="Compact"/>
       </w:pPr>
@@ -2260,10 +2162,14 @@
     </w:p>
     <w:p>
       <w:pPr>
-        <w:pStyle w:val="FirstParagraph"/>
-      </w:pPr>
-      <w:r>
-        <w:t xml:space="preserve">If a supplier is pressing and the PO is not approved yet, the answer is to chase the approval — not to find a way round it.</w:t>
+        <w:numPr>
+          <w:ilvl w:val="0"/>
+          <w:numId w:val="1012"/>
+        </w:numPr>
+        <w:pStyle w:val="Compact"/>
+      </w:pPr>
+      <w:r>
+        <w:t xml:space="preserve">If a supplier is pressing and the PO is not approved, chase the approval.</w:t>
       </w:r>
     </w:p>
     <w:p>
@@ -2273,9 +2179,9 @@
         </w:pict>
       </w:r>
     </w:p>
-    <w:bookmarkEnd w:id="40"/>
     <w:bookmarkEnd w:id="41"/>
-    <w:bookmarkStart w:id="47" w:name="card-5-accounts-manager"/>
+    <w:bookmarkEnd w:id="42"/>
+    <w:bookmarkStart w:id="48" w:name="card-5-accounts-manager"/>
     <w:p>
       <w:pPr>
         <w:pStyle w:val="Heading1"/>
@@ -2318,7 +2224,7 @@
         <w:t xml:space="preserve">Accounts Manager</w:t>
       </w:r>
     </w:p>
-    <w:bookmarkStart w:id="42" w:name="what-you-open-4"/>
+    <w:bookmarkStart w:id="43" w:name="what-you-open-4"/>
     <w:p>
       <w:pPr>
         <w:pStyle w:val="Heading2"/>
@@ -2345,8 +2251,8 @@
         <w:t xml:space="preserve">workspace.</w:t>
       </w:r>
     </w:p>
-    <w:bookmarkEnd w:id="42"/>
-    <w:bookmarkStart w:id="43" w:name="what-you-do-4"/>
+    <w:bookmarkEnd w:id="43"/>
+    <w:bookmarkStart w:id="44" w:name="what-you-do-4"/>
     <w:p>
       <w:pPr>
         <w:pStyle w:val="Heading2"/>
@@ -2363,8 +2269,8 @@
         <w:jc w:val="start"/>
       </w:tblPr>
       <w:tblGrid>
-        <w:gridCol w:w="3960"/>
-        <w:gridCol w:w="3960"/>
+        <w:gridCol w:w="2772"/>
+        <w:gridCol w:w="5148"/>
       </w:tblGrid>
       <w:tr>
         <w:trPr>
@@ -2426,7 +2332,7 @@
               <w:t xml:space="preserve"> </w:t>
             </w:r>
             <w:r>
-              <w:t xml:space="preserve">on the kick-off — price, payment terms, GST, place of supply</w:t>
+              <w:t xml:space="preserve">on the kick-off: price, payment terms, GST, place of supply</w:t>
             </w:r>
           </w:p>
         </w:tc>
@@ -2530,7 +2436,7 @@
               <w:t xml:space="preserve"> </w:t>
             </w:r>
             <w:r>
-              <w:t xml:space="preserve">— it is not collectable yet</w:t>
+              <w:t xml:space="preserve">(not yet collectable)</w:t>
             </w:r>
           </w:p>
         </w:tc>
@@ -2582,14 +2488,14 @@
               <w:jc w:val="left"/>
             </w:pPr>
             <w:r>
-              <w:t xml:space="preserve">TDS returns and the bank guarantee expiry review</w:t>
+              <w:t xml:space="preserve">TDS returns; bank guarantee expiry review</w:t>
             </w:r>
           </w:p>
         </w:tc>
       </w:tr>
     </w:tbl>
-    <w:bookmarkEnd w:id="43"/>
-    <w:bookmarkStart w:id="44" w:name="what-you-approve-4"/>
+    <w:bookmarkEnd w:id="44"/>
+    <w:bookmarkStart w:id="45" w:name="what-you-approve-4"/>
     <w:p>
       <w:pPr>
         <w:pStyle w:val="Heading2"/>
@@ -2602,7 +2508,7 @@
       <w:pPr>
         <w:numPr>
           <w:ilvl w:val="0"/>
-          <w:numId w:val="1008"/>
+          <w:numId w:val="1013"/>
         </w:numPr>
         <w:pStyle w:val="Compact"/>
       </w:pPr>
@@ -2624,7 +2530,7 @@
       <w:pPr>
         <w:numPr>
           <w:ilvl w:val="0"/>
-          <w:numId w:val="1008"/>
+          <w:numId w:val="1013"/>
         </w:numPr>
         <w:pStyle w:val="Compact"/>
       </w:pPr>
@@ -2642,8 +2548,8 @@
         <w:t xml:space="preserve">on a certified BRM</w:t>
       </w:r>
     </w:p>
-    <w:bookmarkEnd w:id="44"/>
-    <w:bookmarkStart w:id="45" w:name="what-will-stop-you-4"/>
+    <w:bookmarkEnd w:id="45"/>
+    <w:bookmarkStart w:id="46" w:name="what-will-stop-you-4"/>
     <w:p>
       <w:pPr>
         <w:pStyle w:val="Heading2"/>
@@ -2656,7 +2562,7 @@
       <w:pPr>
         <w:numPr>
           <w:ilvl w:val="0"/>
-          <w:numId w:val="1009"/>
+          <w:numId w:val="1014"/>
         </w:numPr>
         <w:pStyle w:val="Compact"/>
       </w:pPr>
@@ -2665,29 +2571,57 @@
           <w:bCs/>
           <w:b/>
         </w:rPr>
-        <w:t xml:space="preserve">You cannot pay a supplier bill that has no certified BRM.</w:t>
-      </w:r>
-      <w:r>
-        <w:t xml:space="preserve"> </w:t>
-      </w:r>
-      <w:r>
-        <w:t xml:space="preserve">The payment entry is refused and the reason is shown. This is the hardest control in the system and it cannot be overridden — not at month end, not when the supplier is calling. If the payment is genuinely urgent, get the BRM certified; do not look for another route.</w:t>
+        <w:t xml:space="preserve">You cannot pay a supplier bill that has no certified BRM</w:t>
+      </w:r>
+      <w:r>
+        <w:t xml:space="preserve"> </w:t>
+      </w:r>
+      <w:r>
+        <w:t xml:space="preserve">— by Payment Entry or Journal Entry, as an advance, or above the certified amount. The entry is refused with the reason. No override, not at month end. If urgent, get the BRM certified.</w:t>
       </w:r>
     </w:p>
     <w:p>
       <w:pPr>
         <w:numPr>
           <w:ilvl w:val="0"/>
-          <w:numId w:val="1009"/>
+          <w:numId w:val="1014"/>
         </w:numPr>
         <w:pStyle w:val="Compact"/>
       </w:pPr>
       <w:r>
-        <w:t xml:space="preserve">You cannot approve the kick-off itself. You verify the PO; a director approves.</w:t>
-      </w:r>
-    </w:p>
-    <w:bookmarkEnd w:id="45"/>
-    <w:bookmarkStart w:id="46" w:name="the-one-to-watch"/>
+        <w:t xml:space="preserve">Only exception: suppliers ticked</w:t>
+      </w:r>
+      <w:r>
+        <w:t xml:space="preserve"> </w:t>
+      </w:r>
+      <w:r>
+        <w:rPr>
+          <w:iCs/>
+          <w:i/>
+        </w:rPr>
+        <w:t xml:space="preserve">Exempt from BRM certification</w:t>
+      </w:r>
+      <w:r>
+        <w:t xml:space="preserve"> </w:t>
+      </w:r>
+      <w:r>
+        <w:t xml:space="preserve">(utilities, rent, statutory). Not for trade suppliers; see doc 11, A8.</w:t>
+      </w:r>
+    </w:p>
+    <w:p>
+      <w:pPr>
+        <w:numPr>
+          <w:ilvl w:val="0"/>
+          <w:numId w:val="1014"/>
+        </w:numPr>
+        <w:pStyle w:val="Compact"/>
+      </w:pPr>
+      <w:r>
+        <w:t xml:space="preserve">You cannot approve the kick-off. You verify the PO; a director approves.</w:t>
+      </w:r>
+    </w:p>
+    <w:bookmarkEnd w:id="46"/>
+    <w:bookmarkStart w:id="47" w:name="the-one-to-watch"/>
     <w:p>
       <w:pPr>
         <w:pStyle w:val="Heading2"/>
@@ -2711,7 +2645,7 @@
         <w:t xml:space="preserve"> </w:t>
       </w:r>
       <w:r>
-        <w:t xml:space="preserve">Past day 45 the expense is disallowed under section 43B(h) and interest is payable. It shows on the morning note well before then. Catching it costs one line of reading; missing it costs real money.</w:t>
+        <w:t xml:space="preserve">Past day 45 the expense is disallowed under section 43B(h) and interest is payable. It shows on the morning note well before then.</w:t>
       </w:r>
     </w:p>
     <w:p>
@@ -2721,9 +2655,9 @@
         </w:pict>
       </w:r>
     </w:p>
-    <w:bookmarkEnd w:id="46"/>
     <w:bookmarkEnd w:id="47"/>
-    <w:bookmarkStart w:id="52" w:name="card-6-accounts-executive"/>
+    <w:bookmarkEnd w:id="48"/>
+    <w:bookmarkStart w:id="53" w:name="card-6-accounts-executive"/>
     <w:p>
       <w:pPr>
         <w:pStyle w:val="Heading1"/>
@@ -2766,7 +2700,7 @@
         <w:t xml:space="preserve">Accounts User</w:t>
       </w:r>
     </w:p>
-    <w:bookmarkStart w:id="48" w:name="what-you-open-5"/>
+    <w:bookmarkStart w:id="49" w:name="what-you-open-5"/>
     <w:p>
       <w:pPr>
         <w:pStyle w:val="Heading2"/>
@@ -2793,8 +2727,8 @@
         <w:t xml:space="preserve">workspace.</w:t>
       </w:r>
     </w:p>
-    <w:bookmarkEnd w:id="48"/>
-    <w:bookmarkStart w:id="49" w:name="what-you-do-5"/>
+    <w:bookmarkEnd w:id="49"/>
+    <w:bookmarkStart w:id="50" w:name="what-you-do-5"/>
     <w:p>
       <w:pPr>
         <w:pStyle w:val="Heading2"/>
@@ -2808,7 +2742,7 @@
         <w:pStyle w:val="FirstParagraph"/>
       </w:pPr>
       <w:r>
-        <w:t xml:space="preserve">Enter supplier invoices against the PO and the receipt. Prepare payments. Enter sales invoices against the billing schedule. Keep the ledger current —</w:t>
+        <w:t xml:space="preserve">Enter supplier invoices against the PO and receipt. Prepare payments. Enter sales invoices against the billing schedule. Keep the ledger current —</w:t>
       </w:r>
       <w:r>
         <w:t xml:space="preserve"> </w:t>
@@ -2824,8 +2758,8 @@
         <w:t xml:space="preserve">.</w:t>
       </w:r>
     </w:p>
-    <w:bookmarkEnd w:id="49"/>
-    <w:bookmarkStart w:id="50" w:name="what-you-approve-5"/>
+    <w:bookmarkEnd w:id="50"/>
+    <w:bookmarkStart w:id="51" w:name="what-you-approve-5"/>
     <w:p>
       <w:pPr>
         <w:pStyle w:val="Heading2"/>
@@ -2842,8 +2776,8 @@
         <w:t xml:space="preserve">Nothing. You prepare; the Accounts Manager releases.</w:t>
       </w:r>
     </w:p>
-    <w:bookmarkEnd w:id="50"/>
-    <w:bookmarkStart w:id="51" w:name="what-will-stop-you-5"/>
+    <w:bookmarkEnd w:id="51"/>
+    <w:bookmarkStart w:id="52" w:name="what-will-stop-you-5"/>
     <w:p>
       <w:pPr>
         <w:pStyle w:val="Heading2"/>
@@ -2856,7 +2790,7 @@
       <w:pPr>
         <w:numPr>
           <w:ilvl w:val="0"/>
-          <w:numId w:val="1010"/>
+          <w:numId w:val="1015"/>
         </w:numPr>
         <w:pStyle w:val="Compact"/>
       </w:pPr>
@@ -2868,12 +2802,12 @@
       <w:pPr>
         <w:numPr>
           <w:ilvl w:val="0"/>
-          <w:numId w:val="1010"/>
+          <w:numId w:val="1015"/>
         </w:numPr>
         <w:pStyle w:val="Compact"/>
       </w:pPr>
       <w:r>
-        <w:t xml:space="preserve">The BRM block applies to you too: an uncertified supplier bill cannot be paid, whoever enters it.</w:t>
+        <w:t xml:space="preserve">The BRM block applies to you: an uncertified supplier bill cannot be paid, whoever enters it.</w:t>
       </w:r>
     </w:p>
     <w:p>
@@ -2883,9 +2817,9 @@
         </w:pict>
       </w:r>
     </w:p>
-    <w:bookmarkEnd w:id="51"/>
     <w:bookmarkEnd w:id="52"/>
-    <w:bookmarkStart w:id="58" w:name="card-7-stores-officer"/>
+    <w:bookmarkEnd w:id="53"/>
+    <w:bookmarkStart w:id="59" w:name="card-7-stores-officer"/>
     <w:p>
       <w:pPr>
         <w:pStyle w:val="Heading1"/>
@@ -2928,7 +2862,7 @@
         <w:t xml:space="preserve">Stock User, Item Manager</w:t>
       </w:r>
     </w:p>
-    <w:bookmarkStart w:id="53" w:name="what-you-open-6"/>
+    <w:bookmarkStart w:id="54" w:name="what-you-open-6"/>
     <w:p>
       <w:pPr>
         <w:pStyle w:val="Heading2"/>
@@ -2955,8 +2889,8 @@
         <w:t xml:space="preserve">workspace.</w:t>
       </w:r>
     </w:p>
-    <w:bookmarkEnd w:id="53"/>
-    <w:bookmarkStart w:id="54" w:name="what-you-do-6"/>
+    <w:bookmarkEnd w:id="54"/>
+    <w:bookmarkStart w:id="55" w:name="what-you-do-6"/>
     <w:p>
       <w:pPr>
         <w:pStyle w:val="Heading2"/>
@@ -2973,8 +2907,8 @@
         <w:jc w:val="start"/>
       </w:tblPr>
       <w:tblGrid>
-        <w:gridCol w:w="3960"/>
-        <w:gridCol w:w="3960"/>
+        <w:gridCol w:w="2534"/>
+        <w:gridCol w:w="5385"/>
       </w:tblGrid>
       <w:tr>
         <w:trPr>
@@ -3052,23 +2986,7 @@
               <w:jc w:val="left"/>
             </w:pPr>
             <w:r>
-              <w:t xml:space="preserve">Transfer it to that subcontractor’s warehouse —</w:t>
-            </w:r>
-            <w:r>
-              <w:t xml:space="preserve"> </w:t>
-            </w:r>
-            <w:r>
-              <w:rPr>
-                <w:bCs/>
-                <w:b/>
-              </w:rPr>
-              <w:t xml:space="preserve">it is still MSCAST’s stock, it has only moved</w:t>
-            </w:r>
-            <w:r>
-              <w:t xml:space="preserve"> </w:t>
-            </w:r>
-            <w:r>
-              <w:t xml:space="preserve">— and record it on</w:t>
+              <w:t xml:space="preserve">Transfer it to that subcontractor’s warehouse (still MSCAST’s stock) and record it on</w:t>
             </w:r>
             <w:r>
               <w:t xml:space="preserve"> </w:t>
@@ -3127,10 +3045,13 @@
                 <w:bCs/>
                 <w:b/>
               </w:rPr>
-              <w:t xml:space="preserve">Delivery Instruction</w:t>
-            </w:r>
-            <w:r>
-              <w:t xml:space="preserve">, the Delivery Note and the e-way bill</w:t>
+              <w:t xml:space="preserve">DI</w:t>
+            </w:r>
+            <w:r>
+              <w:t xml:space="preserve"> </w:t>
+            </w:r>
+            <w:r>
+              <w:t xml:space="preserve">(Delivery Instruction), the Delivery Note and the e-way bill</w:t>
             </w:r>
           </w:p>
         </w:tc>
@@ -3156,7 +3077,7 @@
               <w:jc w:val="left"/>
             </w:pPr>
             <w:r>
-              <w:t xml:space="preserve">Update the milestone on the project’s dispatch schedule, and send the documents to the customer the same day</w:t>
+              <w:t xml:space="preserve">Update the milestone on the project’s dispatch schedule; send the documents to the customer the same day</w:t>
             </w:r>
           </w:p>
         </w:tc>
@@ -3198,14 +3119,14 @@
               <w:t xml:space="preserve"> </w:t>
             </w:r>
             <w:r>
-              <w:t xml:space="preserve">report: what is lying where, and what it is worth</w:t>
+              <w:t xml:space="preserve">report: what is where, and its value</w:t>
             </w:r>
           </w:p>
         </w:tc>
       </w:tr>
     </w:tbl>
-    <w:bookmarkEnd w:id="54"/>
-    <w:bookmarkStart w:id="55" w:name="what-you-approve-6"/>
+    <w:bookmarkEnd w:id="55"/>
+    <w:bookmarkStart w:id="56" w:name="what-you-approve-6"/>
     <w:p>
       <w:pPr>
         <w:pStyle w:val="Heading2"/>
@@ -3219,11 +3140,11 @@
         <w:pStyle w:val="FirstParagraph"/>
       </w:pPr>
       <w:r>
-        <w:t xml:space="preserve">Nothing, but two things depend entirely on you being accurate.</w:t>
-      </w:r>
-    </w:p>
-    <w:bookmarkEnd w:id="55"/>
-    <w:bookmarkStart w:id="56" w:name="what-will-stop-you-6"/>
+        <w:t xml:space="preserve">Nothing. Dispatch paperwork and free-issue records depend on your accuracy.</w:t>
+      </w:r>
+    </w:p>
+    <w:bookmarkEnd w:id="56"/>
+    <w:bookmarkStart w:id="57" w:name="what-will-stop-you-6"/>
     <w:p>
       <w:pPr>
         <w:pStyle w:val="Heading2"/>
@@ -3234,40 +3155,53 @@
     </w:p>
     <w:p>
       <w:pPr>
+        <w:numPr>
+          <w:ilvl w:val="0"/>
+          <w:numId w:val="1016"/>
+        </w:numPr>
+        <w:pStyle w:val="Compact"/>
+      </w:pPr>
+      <w:r>
+        <w:t xml:space="preserve">The system does not block a dispatch before inspection.</w:t>
+      </w:r>
+      <w:r>
+        <w:t xml:space="preserve"> </w:t>
+      </w:r>
+      <w:r>
+        <w:rPr>
+          <w:bCs/>
+          <w:b/>
+        </w:rPr>
+        <w:t xml:space="preserve">Do not dispatch before the pre-dispatch inspection is cleared.</w:t>
+      </w:r>
+    </w:p>
+    <w:p>
+      <w:pPr>
+        <w:numPr>
+          <w:ilvl w:val="0"/>
+          <w:numId w:val="1016"/>
+        </w:numPr>
+        <w:pStyle w:val="Compact"/>
+      </w:pPr>
+      <w:r>
+        <w:t xml:space="preserve">The overnight checks flag a dispatch with missing paperwork; it reaches a director the next morning.</w:t>
+      </w:r>
+    </w:p>
+    <w:bookmarkEnd w:id="57"/>
+    <w:bookmarkStart w:id="58" w:name="the-one-to-watch-1"/>
+    <w:p>
+      <w:pPr>
+        <w:pStyle w:val="Heading2"/>
+      </w:pPr>
+      <w:r>
+        <w:t xml:space="preserve">The one to watch</w:t>
+      </w:r>
+    </w:p>
+    <w:p>
+      <w:pPr>
         <w:pStyle w:val="FirstParagraph"/>
       </w:pPr>
       <w:r>
-        <w:t xml:space="preserve">The system will not physically stop you dispatching before inspection — but</w:t>
-      </w:r>
-      <w:r>
-        <w:t xml:space="preserve"> </w:t>
-      </w:r>
-      <w:r>
-        <w:rPr>
-          <w:bCs/>
-          <w:b/>
-        </w:rPr>
-        <w:t xml:space="preserve">do not</w:t>
-      </w:r>
-      <w:r>
-        <w:t xml:space="preserve">. Pre-dispatch inspection first, always. The overnight checks will flag a dispatch whose paperwork is missing, and it will be on a director’s screen the next morning.</w:t>
-      </w:r>
-    </w:p>
-    <w:bookmarkEnd w:id="56"/>
-    <w:bookmarkStart w:id="57" w:name="the-one-to-watch-1"/>
-    <w:p>
-      <w:pPr>
-        <w:pStyle w:val="Heading2"/>
-      </w:pPr>
-      <w:r>
-        <w:t xml:space="preserve">The one to watch</w:t>
-      </w:r>
-    </w:p>
-    <w:p>
-      <w:pPr>
-        <w:pStyle w:val="FirstParagraph"/>
-      </w:pPr>
-      <w:r>
         <w:rPr>
           <w:bCs/>
           <w:b/>
@@ -3278,7 +3212,7 @@
         <w:t xml:space="preserve"> </w:t>
       </w:r>
       <w:r>
-        <w:t xml:space="preserve">Under GST it must come back within one year, or three for capital goods, or it becomes a deemed supply. The report tells you before the deadline. Nobody else is watching this.</w:t>
+        <w:t xml:space="preserve">Under GST it must return within 1 year (3 years for capital goods) or it becomes a deemed supply. The report warns before the deadline. Nobody else watches this.</w:t>
       </w:r>
     </w:p>
     <w:p>
@@ -3288,9 +3222,9 @@
         </w:pict>
       </w:r>
     </w:p>
-    <w:bookmarkEnd w:id="57"/>
     <w:bookmarkEnd w:id="58"/>
-    <w:bookmarkStart w:id="64" w:name="card-8-design-draughtsman"/>
+    <w:bookmarkEnd w:id="59"/>
+    <w:bookmarkStart w:id="65" w:name="card-8-design-draughtsman"/>
     <w:p>
       <w:pPr>
         <w:pStyle w:val="Heading1"/>
@@ -3333,7 +3267,7 @@
         <w:t xml:space="preserve">Design User</w:t>
       </w:r>
     </w:p>
-    <w:bookmarkStart w:id="59" w:name="what-you-open-7"/>
+    <w:bookmarkStart w:id="60" w:name="what-you-open-7"/>
     <w:p>
       <w:pPr>
         <w:pStyle w:val="Heading2"/>
@@ -3360,8 +3294,8 @@
         <w:t xml:space="preserve">workspace → Drawings.</w:t>
       </w:r>
     </w:p>
-    <w:bookmarkEnd w:id="59"/>
-    <w:bookmarkStart w:id="60" w:name="what-you-do-7"/>
+    <w:bookmarkEnd w:id="60"/>
+    <w:bookmarkStart w:id="61" w:name="what-you-do-7"/>
     <w:p>
       <w:pPr>
         <w:pStyle w:val="Heading2"/>
@@ -3378,8 +3312,8 @@
         <w:jc w:val="start"/>
       </w:tblPr>
       <w:tblGrid>
-        <w:gridCol w:w="3960"/>
-        <w:gridCol w:w="3960"/>
+        <w:gridCol w:w="2692"/>
+        <w:gridCol w:w="5227"/>
       </w:tblGrid>
       <w:tr>
         <w:trPr>
@@ -3510,10 +3444,7 @@
               <w:t xml:space="preserve">Transmittal</w:t>
             </w:r>
             <w:r>
-              <w:t xml:space="preserve"> </w:t>
-            </w:r>
-            <w:r>
-              <w:t xml:space="preserve">— document numbers, revisions, sheet counts, purpose</w:t>
+              <w:t xml:space="preserve">: document numbers, revisions, sheet counts, purpose</w:t>
             </w:r>
           </w:p>
         </w:tc>
@@ -3549,7 +3480,7 @@
               <w:t xml:space="preserve"> </w:t>
             </w:r>
             <w:r>
-              <w:t xml:space="preserve">An unacknowledged transmittal is not proof of issue</w:t>
+              <w:t xml:space="preserve">Unacknowledged is not proof of issue</w:t>
             </w:r>
           </w:p>
         </w:tc>
@@ -3575,7 +3506,7 @@
               <w:jc w:val="left"/>
             </w:pPr>
             <w:r>
-              <w:t xml:space="preserve">Register the new revision and issue it on a fresh transmittal</w:t>
+              <w:t xml:space="preserve">Register the new revision; issue it on a fresh transmittal</w:t>
             </w:r>
           </w:p>
         </w:tc>
@@ -3649,8 +3580,8 @@
         </w:tc>
       </w:tr>
     </w:tbl>
-    <w:bookmarkEnd w:id="60"/>
-    <w:bookmarkStart w:id="61" w:name="what-you-approve-7"/>
+    <w:bookmarkEnd w:id="61"/>
+    <w:bookmarkStart w:id="62" w:name="what-you-approve-7"/>
     <w:p>
       <w:pPr>
         <w:pStyle w:val="Heading2"/>
@@ -3677,8 +3608,8 @@
         <w:t xml:space="preserve">on a drawing.</w:t>
       </w:r>
     </w:p>
-    <w:bookmarkEnd w:id="61"/>
-    <w:bookmarkStart w:id="62" w:name="what-will-stop-you-7"/>
+    <w:bookmarkEnd w:id="62"/>
+    <w:bookmarkStart w:id="63" w:name="what-will-stop-you-7"/>
     <w:p>
       <w:pPr>
         <w:pStyle w:val="Heading2"/>
@@ -3691,7 +3622,7 @@
       <w:pPr>
         <w:numPr>
           <w:ilvl w:val="0"/>
-          <w:numId w:val="1011"/>
+          <w:numId w:val="1017"/>
         </w:numPr>
         <w:pStyle w:val="Compact"/>
       </w:pPr>
@@ -3706,29 +3637,29 @@
         <w:t xml:space="preserve"> </w:t>
       </w:r>
       <w:r>
-        <w:t xml:space="preserve">You can issue it to the customer; a Projects Manager records the customer’s approval and releases it. That separation is the control.</w:t>
+        <w:t xml:space="preserve">A Projects Manager records the customer’s approval and releases it.</w:t>
       </w:r>
     </w:p>
     <w:p>
       <w:pPr>
         <w:numPr>
           <w:ilvl w:val="0"/>
-          <w:numId w:val="1011"/>
+          <w:numId w:val="1017"/>
         </w:numPr>
         <w:pStyle w:val="Compact"/>
       </w:pPr>
       <w:r>
-        <w:t xml:space="preserve">You cannot supersede a released drawing yourself.</w:t>
-      </w:r>
-    </w:p>
-    <w:bookmarkEnd w:id="62"/>
-    <w:bookmarkStart w:id="63" w:name="why-the-transmittal-discipline-matters"/>
+        <w:t xml:space="preserve">You cannot supersede a released drawing.</w:t>
+      </w:r>
+    </w:p>
+    <w:bookmarkEnd w:id="63"/>
+    <w:bookmarkStart w:id="64" w:name="why-transmittals-matter"/>
     <w:p>
       <w:pPr>
         <w:pStyle w:val="Heading2"/>
       </w:pPr>
       <w:r>
-        <w:t xml:space="preserve">Why the transmittal discipline matters</w:t>
+        <w:t xml:space="preserve">Why transmittals matter</w:t>
       </w:r>
     </w:p>
     <w:p>
@@ -3736,7 +3667,7 @@
         <w:pStyle w:val="FirstParagraph"/>
       </w:pPr>
       <w:r>
-        <w:t xml:space="preserve">When a project runs late, the question is always whose delay it was. A transmittal with a date and an acknowledgement is the answer. Without it, the delay is MSCAST’s by default.</w:t>
+        <w:t xml:space="preserve">When a project runs late, a dated, acknowledged transmittal shows whose delay it was. Without one, the delay is MSCAST’s by default.</w:t>
       </w:r>
     </w:p>
     <w:p>
@@ -3746,9 +3677,9 @@
         </w:pict>
       </w:r>
     </w:p>
-    <w:bookmarkEnd w:id="63"/>
     <w:bookmarkEnd w:id="64"/>
-    <w:bookmarkStart w:id="70" w:name="card-9-quality-inspection"/>
+    <w:bookmarkEnd w:id="65"/>
+    <w:bookmarkStart w:id="71" w:name="card-9-quality-inspection"/>
     <w:p>
       <w:pPr>
         <w:pStyle w:val="Heading1"/>
@@ -3791,7 +3722,7 @@
         <w:t xml:space="preserve">Quality Manager, Projects User</w:t>
       </w:r>
     </w:p>
-    <w:bookmarkStart w:id="65" w:name="what-you-open-8"/>
+    <w:bookmarkStart w:id="66" w:name="what-you-open-8"/>
     <w:p>
       <w:pPr>
         <w:pStyle w:val="Heading2"/>
@@ -3818,8 +3749,8 @@
         <w:t xml:space="preserve">workspace.</w:t>
       </w:r>
     </w:p>
-    <w:bookmarkEnd w:id="65"/>
-    <w:bookmarkStart w:id="66" w:name="what-you-do-8"/>
+    <w:bookmarkEnd w:id="66"/>
+    <w:bookmarkStart w:id="67" w:name="what-you-do-8"/>
     <w:p>
       <w:pPr>
         <w:pStyle w:val="Heading2"/>
@@ -3836,8 +3767,8 @@
         <w:jc w:val="start"/>
       </w:tblPr>
       <w:tblGrid>
-        <w:gridCol w:w="3960"/>
-        <w:gridCol w:w="3960"/>
+        <w:gridCol w:w="3088"/>
+        <w:gridCol w:w="4831"/>
       </w:tblGrid>
       <w:tr>
         <w:trPr>
@@ -3928,7 +3859,7 @@
               <w:jc w:val="left"/>
             </w:pPr>
             <w:r>
-              <w:t xml:space="preserve">Record the planned date, the inspector, and the result</w:t>
+              <w:t xml:space="preserve">Record the planned date, the inspector and the result</w:t>
             </w:r>
           </w:p>
         </w:tc>
@@ -4035,14 +3966,14 @@
               <w:t xml:space="preserve">Commissioning Report</w:t>
             </w:r>
             <w:r>
-              <w:t xml:space="preserve">: every parameter, specified against achieved</w:t>
+              <w:t xml:space="preserve">: every parameter, specified vs achieved</w:t>
             </w:r>
           </w:p>
         </w:tc>
       </w:tr>
     </w:tbl>
-    <w:bookmarkEnd w:id="66"/>
-    <w:bookmarkStart w:id="67" w:name="what-you-approve-8"/>
+    <w:bookmarkEnd w:id="67"/>
+    <w:bookmarkStart w:id="68" w:name="what-you-approve-8"/>
     <w:p>
       <w:pPr>
         <w:pStyle w:val="Heading2"/>
@@ -4059,8 +3990,8 @@
         <w:t xml:space="preserve">Inspection results, including accepting a deviation.</w:t>
       </w:r>
     </w:p>
-    <w:bookmarkEnd w:id="67"/>
-    <w:bookmarkStart w:id="68" w:name="what-will-stop-you-8"/>
+    <w:bookmarkEnd w:id="68"/>
+    <w:bookmarkStart w:id="69" w:name="what-will-stop-you-8"/>
     <w:p>
       <w:pPr>
         <w:pStyle w:val="Heading2"/>
@@ -4074,11 +4005,11 @@
         <w:pStyle w:val="FirstParagraph"/>
       </w:pPr>
       <w:r>
-        <w:t xml:space="preserve">Nothing in the software — this role runs on discipline. Which is exactly why the next line matters.</w:t>
-      </w:r>
-    </w:p>
-    <w:bookmarkEnd w:id="68"/>
-    <w:bookmarkStart w:id="69" w:name="the-one-to-watch-2"/>
+        <w:t xml:space="preserve">Nothing in the software. This role runs on discipline.</w:t>
+      </w:r>
+    </w:p>
+    <w:bookmarkEnd w:id="69"/>
+    <w:bookmarkStart w:id="70" w:name="the-one-to-watch-2"/>
     <w:p>
       <w:pPr>
         <w:pStyle w:val="Heading2"/>
@@ -4096,13 +4027,10 @@
           <w:bCs/>
           <w:b/>
         </w:rPr>
-        <w:t xml:space="preserve">A deviation accepted verbally and not written down becomes a warranty claim in month eight with nothing to point to.</w:t>
-      </w:r>
-      <w:r>
-        <w:t xml:space="preserve"> </w:t>
-      </w:r>
-      <w:r>
-        <w:t xml:space="preserve">Record it: what was out of spec, by how much, who accepted it, and why. The water-pressure deviation on a commissioned machine was the customer’s own pump — that sentence, recorded on the day, is worth more later than any amount of recollection.</w:t>
+        <w:t xml:space="preserve">Write down every accepted deviation</w:t>
+      </w:r>
+      <w:r>
+        <w:t xml:space="preserve">: what was out of spec, by how much, who accepted it, why. A verbal acceptance becomes a warranty claim in month 8 with nothing to point to. Example: the water-pressure deviation on a commissioned machine, recorded on the day as caused by the customer’s pump.</w:t>
       </w:r>
     </w:p>
     <w:p>
@@ -4112,9 +4040,9 @@
         </w:pict>
       </w:r>
     </w:p>
-    <w:bookmarkEnd w:id="69"/>
     <w:bookmarkEnd w:id="70"/>
-    <w:bookmarkStart w:id="74" w:name="card-10-chartered-accountant-external"/>
+    <w:bookmarkEnd w:id="71"/>
+    <w:bookmarkStart w:id="75" w:name="card-10-chartered-accountant-external"/>
     <w:p>
       <w:pPr>
         <w:pStyle w:val="Heading1"/>
@@ -4157,7 +4085,7 @@
         <w:t xml:space="preserve">Auditor</w:t>
       </w:r>
     </w:p>
-    <w:bookmarkStart w:id="71" w:name="what-you-open-9"/>
+    <w:bookmarkStart w:id="72" w:name="what-you-open-9"/>
     <w:p>
       <w:pPr>
         <w:pStyle w:val="Heading2"/>
@@ -4171,11 +4099,11 @@
         <w:pStyle w:val="FirstParagraph"/>
       </w:pPr>
       <w:r>
-        <w:t xml:space="preserve">Anything. You have read access across the books.</w:t>
-      </w:r>
-    </w:p>
-    <w:bookmarkEnd w:id="71"/>
-    <w:bookmarkStart w:id="72" w:name="what-you-do-9"/>
+        <w:t xml:space="preserve">Anything. Read access across the books.</w:t>
+      </w:r>
+    </w:p>
+    <w:bookmarkEnd w:id="72"/>
+    <w:bookmarkStart w:id="73" w:name="what-you-do-9"/>
     <w:p>
       <w:pPr>
         <w:pStyle w:val="Heading2"/>
@@ -4189,11 +4117,11 @@
         <w:pStyle w:val="FirstParagraph"/>
       </w:pPr>
       <w:r>
-        <w:t xml:space="preserve">Review the trial balance, the Schedule III statements, the ageing and the GST position at each month end. Sign off the close.</w:t>
-      </w:r>
-    </w:p>
-    <w:bookmarkEnd w:id="72"/>
-    <w:bookmarkStart w:id="73" w:name="what-will-stop-you-9"/>
+        <w:t xml:space="preserve">At each month end, review the trial balance, Schedule III statements, ageing and GST position. Sign off the close.</w:t>
+      </w:r>
+    </w:p>
+    <w:bookmarkEnd w:id="73"/>
+    <w:bookmarkStart w:id="74" w:name="what-will-stop-you-9"/>
     <w:p>
       <w:pPr>
         <w:pStyle w:val="Heading2"/>
@@ -4204,7 +4132,11 @@
     </w:p>
     <w:p>
       <w:pPr>
-        <w:pStyle w:val="FirstParagraph"/>
+        <w:numPr>
+          <w:ilvl w:val="0"/>
+          <w:numId w:val="1018"/>
+        </w:numPr>
+        <w:pStyle w:val="Compact"/>
       </w:pPr>
       <w:r>
         <w:rPr>
@@ -4217,50 +4149,31 @@
         <w:t xml:space="preserve"> </w:t>
       </w:r>
       <w:r>
-        <w:t xml:space="preserve">The account is read-only by design, so an external reviewer can never alter a record.</w:t>
-      </w:r>
-      <w:r>
-        <w:t xml:space="preserve"> </w:t>
-      </w:r>
-      <w:r>
-        <w:rPr>
-          <w:iCs/>
-          <w:i/>
-        </w:rPr>
-        <w:t xml:space="preserve">This was checked on 20 September and was not true at the time — the role could write and create on two GST documents, and delete records from the exception log. Both auditor roles are now read-only everywhere, and</w:t>
-      </w:r>
-      <w:r>
-        <w:t xml:space="preserve"> </w:t>
-      </w:r>
-      <w:r>
-        <w:rPr>
-          <w:rStyle w:val="VerbatimChar"/>
-        </w:rPr>
-        <w:t xml:space="preserve">T6h</w:t>
-      </w:r>
-      <w:r>
-        <w:t xml:space="preserve"> </w:t>
-      </w:r>
-      <w:r>
-        <w:rPr>
-          <w:iCs/>
-          <w:i/>
-        </w:rPr>
-        <w:t xml:space="preserve">asserts it on every build.</w:t>
-      </w:r>
-      <w:r>
-        <w:t xml:space="preserve"> </w:t>
-      </w:r>
-      <w:r>
-        <w:t xml:space="preserve">If something needs correcting, it goes back to Accounts with a note.</w:t>
-      </w:r>
-    </w:p>
-    <w:p>
-      <w:pPr>
-        <w:pStyle w:val="BodyText"/>
-      </w:pPr>
-      <w:r>
-        <w:t xml:space="preserve">The audit trail cannot be switched off, by anyone. That is deliberate.</w:t>
+        <w:t xml:space="preserve">Both auditor roles are read-only everywhere; build check T6h asserts it on every build.</w:t>
+      </w:r>
+    </w:p>
+    <w:p>
+      <w:pPr>
+        <w:numPr>
+          <w:ilvl w:val="0"/>
+          <w:numId w:val="1018"/>
+        </w:numPr>
+        <w:pStyle w:val="Compact"/>
+      </w:pPr>
+      <w:r>
+        <w:t xml:space="preserve">If something needs correcting, send it back to Accounts with a note.</w:t>
+      </w:r>
+    </w:p>
+    <w:p>
+      <w:pPr>
+        <w:numPr>
+          <w:ilvl w:val="0"/>
+          <w:numId w:val="1018"/>
+        </w:numPr>
+        <w:pStyle w:val="Compact"/>
+      </w:pPr>
+      <w:r>
+        <w:t xml:space="preserve">Nobody can switch off the audit trail.</w:t>
       </w:r>
     </w:p>
     <w:p>
@@ -4270,9 +4183,9 @@
         </w:pict>
       </w:r>
     </w:p>
-    <w:bookmarkEnd w:id="73"/>
     <w:bookmarkEnd w:id="74"/>
-    <w:bookmarkStart w:id="75" w:name="Xcd4092c8dd6410c9a62972de8bf5adc8e8131e7"/>
+    <w:bookmarkEnd w:id="75"/>
+    <w:bookmarkStart w:id="76" w:name="Xcd4092c8dd6410c9a62972de8bf5adc8e8131e7"/>
     <w:p>
       <w:pPr>
         <w:pStyle w:val="Heading1"/>
@@ -4289,17 +4202,17 @@
         <w:jc w:val="start"/>
       </w:tblPr>
       <w:tblGrid>
-        <w:gridCol w:w="719"/>
-        <w:gridCol w:w="719"/>
-        <w:gridCol w:w="719"/>
-        <w:gridCol w:w="719"/>
-        <w:gridCol w:w="719"/>
-        <w:gridCol w:w="719"/>
-        <w:gridCol w:w="719"/>
-        <w:gridCol w:w="719"/>
-        <w:gridCol w:w="719"/>
-        <w:gridCol w:w="719"/>
-        <w:gridCol w:w="719"/>
+        <w:gridCol w:w="931"/>
+        <w:gridCol w:w="776"/>
+        <w:gridCol w:w="776"/>
+        <w:gridCol w:w="776"/>
+        <w:gridCol w:w="776"/>
+        <w:gridCol w:w="776"/>
+        <w:gridCol w:w="776"/>
+        <w:gridCol w:w="621"/>
+        <w:gridCol w:w="621"/>
+        <w:gridCol w:w="698"/>
+        <w:gridCol w:w="388"/>
       </w:tblGrid>
       <w:tr>
         <w:trPr>
@@ -4970,7 +4883,11 @@
           <w:p>
             <w:pPr>
               <w:pStyle w:val="Compact"/>
-            </w:pPr>
+              <w:jc w:val="left"/>
+            </w:pPr>
+            <w:r>
+              <w:t xml:space="preserve">●</w:t>
+            </w:r>
           </w:p>
         </w:tc>
         <w:tc>
@@ -6100,17 +6017,17 @@
         <w:pStyle w:val="BodyText"/>
       </w:pPr>
       <w:r>
-        <w:t xml:space="preserve">Bold entries are the ones the software enforces. Everything else is how MSCAST works.</w:t>
-      </w:r>
-    </w:p>
-    <w:bookmarkEnd w:id="75"/>
-    <w:bookmarkStart w:id="76" w:name="Xe58bbb7fc85b4951105f796a03262b3eb9989df"/>
+        <w:t xml:space="preserve">Bold = enforced by the software. Everything else is how MSCAST works. Directors can prepare a BRM through the roles they also hold (Card 1).</w:t>
+      </w:r>
+    </w:p>
+    <w:bookmarkEnd w:id="76"/>
+    <w:bookmarkStart w:id="77" w:name="X09ce88040309703e7b0781cfd6b71cd2689531a"/>
     <w:p>
       <w:pPr>
         <w:pStyle w:val="Heading1"/>
       </w:pPr>
       <w:r>
-        <w:t xml:space="preserve">Appendix B — The three things the software will simply refuse</w:t>
+        <w:t xml:space="preserve">Appendix B — The things the software will refuse</w:t>
       </w:r>
     </w:p>
     <w:p>
@@ -6118,14 +6035,14 @@
         <w:pStyle w:val="FirstParagraph"/>
       </w:pPr>
       <w:r>
-        <w:t xml:space="preserve">Everyone should know these, because hitting one of them without warning is alarming, and the reason is always good.</w:t>
+        <w:t xml:space="preserve">Know these; hitting one without warning is alarming, and the reason is always good.</w:t>
       </w:r>
     </w:p>
     <w:p>
       <w:pPr>
         <w:numPr>
           <w:ilvl w:val="0"/>
-          <w:numId w:val="1012"/>
+          <w:numId w:val="1019"/>
         </w:numPr>
         <w:pStyle w:val="Compact"/>
       </w:pPr>
@@ -6134,20 +6051,36 @@
           <w:bCs/>
           <w:b/>
         </w:rPr>
-        <w:t xml:space="preserve">A supplier bill with no certified BRM cannot be paid.</w:t>
-      </w:r>
-      <w:r>
-        <w:t xml:space="preserve"> </w:t>
-      </w:r>
-      <w:r>
-        <w:t xml:space="preserve">Not by anyone, not at month end, not under pressure from the supplier. Get the BRM certified.</w:t>
+        <w:t xml:space="preserve">A supplier bill with no certified BRM cannot be paid</w:t>
+      </w:r>
+      <w:r>
+        <w:t xml:space="preserve"> </w:t>
+      </w:r>
+      <w:r>
+        <w:t xml:space="preserve">— by Payment Entry or Journal Entry, as an advance, or above the certified amount. Not by anyone. Only suppliers ticked</w:t>
+      </w:r>
+      <w:r>
+        <w:t xml:space="preserve"> </w:t>
+      </w:r>
+      <w:r>
+        <w:rPr>
+          <w:iCs/>
+          <w:i/>
+        </w:rPr>
+        <w:t xml:space="preserve">Exempt from BRM certification</w:t>
+      </w:r>
+      <w:r>
+        <w:t xml:space="preserve"> </w:t>
+      </w:r>
+      <w:r>
+        <w:t xml:space="preserve">(utilities, rent, statutory) are outside this.</w:t>
       </w:r>
     </w:p>
     <w:p>
       <w:pPr>
         <w:numPr>
           <w:ilvl w:val="0"/>
-          <w:numId w:val="1012"/>
+          <w:numId w:val="1019"/>
         </w:numPr>
         <w:pStyle w:val="Compact"/>
       </w:pPr>
@@ -6156,49 +6089,14 @@
           <w:bCs/>
           <w:b/>
         </w:rPr>
-        <w:t xml:space="preserve">A purchase order cannot be approved unless someone holding</w:t>
-      </w:r>
-      <w:r>
-        <w:rPr>
-          <w:bCs/>
-          <w:b/>
-        </w:rPr>
-        <w:t xml:space="preserve"> </w:t>
-      </w:r>
-      <w:r>
-        <w:rPr>
-          <w:rStyle w:val="VerbatimChar"/>
-          <w:bCs/>
-          <w:b/>
-        </w:rPr>
-        <w:t xml:space="preserve">Purchase User</w:t>
-      </w:r>
-      <w:r>
-        <w:rPr>
-          <w:bCs/>
-          <w:b/>
-        </w:rPr>
-        <w:t xml:space="preserve"> </w:t>
-      </w:r>
-      <w:r>
-        <w:rPr>
-          <w:bCs/>
-          <w:b/>
-        </w:rPr>
-        <w:t xml:space="preserve">sent it for approval.</w:t>
-      </w:r>
-      <w:r>
-        <w:t xml:space="preserve"> </w:t>
-      </w:r>
-      <w:r>
-        <w:t xml:space="preserve">Directors do not hold that role, so a purchase order always passes through two people.</w:t>
+        <w:t xml:space="preserve">A BRM cannot be certified unless its four checks (quantity, rate, inspection, delivery) are ticked.</w:t>
       </w:r>
     </w:p>
     <w:p>
       <w:pPr>
         <w:numPr>
           <w:ilvl w:val="0"/>
-          <w:numId w:val="1012"/>
+          <w:numId w:val="1019"/>
         </w:numPr>
         <w:pStyle w:val="Compact"/>
       </w:pPr>
@@ -6207,13 +6105,77 @@
           <w:bCs/>
           <w:b/>
         </w:rPr>
-        <w:t xml:space="preserve">A drawing cannot be released for manufacture unless the customer has approved it.</w:t>
-      </w:r>
-      <w:r>
-        <w:t xml:space="preserve"> </w:t>
-      </w:r>
-      <w:r>
-        <w:t xml:space="preserve">And only a Projects Manager can release it.</w:t>
+        <w:t xml:space="preserve">A purchase order cannot be approved unless someone holding</w:t>
+      </w:r>
+      <w:r>
+        <w:rPr>
+          <w:bCs/>
+          <w:b/>
+        </w:rPr>
+        <w:t xml:space="preserve"> </w:t>
+      </w:r>
+      <w:r>
+        <w:rPr>
+          <w:rStyle w:val="VerbatimChar"/>
+          <w:bCs/>
+          <w:b/>
+        </w:rPr>
+        <w:t xml:space="preserve">Purchase User</w:t>
+      </w:r>
+      <w:r>
+        <w:rPr>
+          <w:bCs/>
+          <w:b/>
+        </w:rPr>
+        <w:t xml:space="preserve"> </w:t>
+      </w:r>
+      <w:r>
+        <w:rPr>
+          <w:bCs/>
+          <w:b/>
+        </w:rPr>
+        <w:t xml:space="preserve">sent it.</w:t>
+      </w:r>
+      <w:r>
+        <w:t xml:space="preserve"> </w:t>
+      </w:r>
+      <w:r>
+        <w:t xml:space="preserve">Directors do not hold that role, so a PO always involves two people.</w:t>
+      </w:r>
+    </w:p>
+    <w:p>
+      <w:pPr>
+        <w:numPr>
+          <w:ilvl w:val="0"/>
+          <w:numId w:val="1019"/>
+        </w:numPr>
+        <w:pStyle w:val="Compact"/>
+      </w:pPr>
+      <w:r>
+        <w:rPr>
+          <w:bCs/>
+          <w:b/>
+        </w:rPr>
+        <w:t xml:space="preserve">A drawing cannot be released for manufacture unless the customer approved it</w:t>
+      </w:r>
+      <w:r>
+        <w:t xml:space="preserve">, and only a Projects Manager can release it.</w:t>
+      </w:r>
+    </w:p>
+    <w:p>
+      <w:pPr>
+        <w:numPr>
+          <w:ilvl w:val="0"/>
+          <w:numId w:val="1019"/>
+        </w:numPr>
+        <w:pStyle w:val="Compact"/>
+      </w:pPr>
+      <w:r>
+        <w:rPr>
+          <w:bCs/>
+          <w:b/>
+        </w:rPr>
+        <w:t xml:space="preserve">A project kick-off cannot be approved while the PO checklist is incomplete.</w:t>
       </w:r>
     </w:p>
     <w:p>
@@ -6221,7 +6183,230 @@
         <w:pStyle w:val="FirstParagraph"/>
       </w:pPr>
       <w:r>
-        <w:t xml:space="preserve">One thing that is</w:t>
+        <w:t xml:space="preserve">Not on this list:</w:t>
+      </w:r>
+      <w:r>
+        <w:t xml:space="preserve"> </w:t>
+      </w:r>
+      <w:r>
+        <w:rPr>
+          <w:bCs/>
+          <w:b/>
+        </w:rPr>
+        <w:t xml:space="preserve">preparing and certifying a BRM are not separated for the directors.</w:t>
+      </w:r>
+      <w:r>
+        <w:t xml:space="preserve"> </w:t>
+      </w:r>
+      <w:r>
+        <w:t xml:space="preserve">They are separated for Purchase (Sameer and Nikhil prepare and may reject, but cannot certify). See Card 1.</w:t>
+      </w:r>
+    </w:p>
+    <w:bookmarkEnd w:id="77"/>
+    <w:bookmarkStart w:id="81" w:name="appendix-c-for-the-implementer"/>
+    <w:p>
+      <w:pPr>
+        <w:pStyle w:val="Heading1"/>
+      </w:pPr>
+      <w:r>
+        <w:t xml:space="preserve">Appendix C — For the implementer</w:t>
+      </w:r>
+    </w:p>
+    <w:bookmarkStart w:id="78" w:name="administrator-and-system-manager"/>
+    <w:p>
+      <w:pPr>
+        <w:pStyle w:val="Heading2"/>
+      </w:pPr>
+      <w:r>
+        <w:t xml:space="preserve">Administrator and System Manager</w:t>
+      </w:r>
+    </w:p>
+    <w:p>
+      <w:pPr>
+        <w:numPr>
+          <w:ilvl w:val="0"/>
+          <w:numId w:val="1020"/>
+        </w:numPr>
+        <w:pStyle w:val="Compact"/>
+      </w:pPr>
+      <w:r>
+        <w:rPr>
+          <w:rStyle w:val="VerbatimChar"/>
+        </w:rPr>
+        <w:t xml:space="preserve">admin@mscast.local</w:t>
+      </w:r>
+      <w:r>
+        <w:t xml:space="preserve"> </w:t>
+      </w:r>
+      <w:r>
+        <w:t xml:space="preserve">holds</w:t>
+      </w:r>
+      <w:r>
+        <w:t xml:space="preserve"> </w:t>
+      </w:r>
+      <w:r>
+        <w:rPr>
+          <w:rStyle w:val="VerbatimChar"/>
+        </w:rPr>
+        <w:t xml:space="preserve">System Manager</w:t>
+      </w:r>
+      <w:r>
+        <w:t xml:space="preserve"> </w:t>
+      </w:r>
+      <w:r>
+        <w:t xml:space="preserve">and nothing else.</w:t>
+      </w:r>
+    </w:p>
+    <w:p>
+      <w:pPr>
+        <w:numPr>
+          <w:ilvl w:val="0"/>
+          <w:numId w:val="1020"/>
+        </w:numPr>
+        <w:pStyle w:val="Compact"/>
+      </w:pPr>
+      <w:r>
+        <w:t xml:space="preserve">No operational account may hold</w:t>
+      </w:r>
+      <w:r>
+        <w:t xml:space="preserve"> </w:t>
+      </w:r>
+      <w:r>
+        <w:rPr>
+          <w:rStyle w:val="VerbatimChar"/>
+        </w:rPr>
+        <w:t xml:space="preserve">System Manager</w:t>
+      </w:r>
+      <w:r>
+        <w:t xml:space="preserve">; it bypasses every control (payment block, PO approval, drawing release).</w:t>
+      </w:r>
+    </w:p>
+    <w:p>
+      <w:pPr>
+        <w:numPr>
+          <w:ilvl w:val="0"/>
+          <w:numId w:val="1020"/>
+        </w:numPr>
+        <w:pStyle w:val="Compact"/>
+      </w:pPr>
+      <w:r>
+        <w:t xml:space="preserve">A fresh production install recreates the setup-wizard administrator with every manager role. Cutting it back is line 15 of the go-live checklist (doc 05).</w:t>
+      </w:r>
+    </w:p>
+    <w:p>
+      <w:pPr>
+        <w:numPr>
+          <w:ilvl w:val="0"/>
+          <w:numId w:val="1020"/>
+        </w:numPr>
+        <w:pStyle w:val="Compact"/>
+      </w:pPr>
+      <w:r>
+        <w:t xml:space="preserve">Build check T6f reports any non-administrator holding</w:t>
+      </w:r>
+      <w:r>
+        <w:t xml:space="preserve"> </w:t>
+      </w:r>
+      <w:r>
+        <w:rPr>
+          <w:rStyle w:val="VerbatimChar"/>
+        </w:rPr>
+        <w:t xml:space="preserve">System Manager</w:t>
+      </w:r>
+      <w:r>
+        <w:t xml:space="preserve">. On the Live POC (21 September 2026) it warns: MSCAST’s trial admin gave Aiqaz Chandankeri</w:t>
+      </w:r>
+      <w:r>
+        <w:t xml:space="preserve"> </w:t>
+      </w:r>
+      <w:r>
+        <w:rPr>
+          <w:rStyle w:val="VerbatimChar"/>
+        </w:rPr>
+        <w:t xml:space="preserve">System Manager</w:t>
+      </w:r>
+      <w:r>
+        <w:t xml:space="preserve">.</w:t>
+      </w:r>
+    </w:p>
+    <w:bookmarkEnd w:id="78"/>
+    <w:bookmarkStart w:id="79" w:name="where-the-rules-live"/>
+    <w:p>
+      <w:pPr>
+        <w:pStyle w:val="Heading2"/>
+      </w:pPr>
+      <w:r>
+        <w:t xml:space="preserve">Where the rules live</w:t>
+      </w:r>
+    </w:p>
+    <w:p>
+      <w:pPr>
+        <w:numPr>
+          <w:ilvl w:val="0"/>
+          <w:numId w:val="1021"/>
+        </w:numPr>
+        <w:pStyle w:val="Compact"/>
+      </w:pPr>
+      <w:r>
+        <w:t xml:space="preserve">Business rules (who may approve what) and permissions ship in the packaged app</w:t>
+      </w:r>
+      <w:r>
+        <w:t xml:space="preserve"> </w:t>
+      </w:r>
+      <w:r>
+        <w:rPr>
+          <w:rStyle w:val="VerbatimChar"/>
+        </w:rPr>
+        <w:t xml:space="preserve">mscast_erp</w:t>
+      </w:r>
+      <w:r>
+        <w:t xml:space="preserve">, not in the screens.</w:t>
+      </w:r>
+    </w:p>
+    <w:p>
+      <w:pPr>
+        <w:numPr>
+          <w:ilvl w:val="0"/>
+          <w:numId w:val="1021"/>
+        </w:numPr>
+        <w:pStyle w:val="Compact"/>
+      </w:pPr>
+      <w:r>
+        <w:rPr>
+          <w:bCs/>
+          <w:b/>
+        </w:rPr>
+        <w:t xml:space="preserve">A workflow role changed through the ERPNext interface is reverted at the next upgrade.</w:t>
+      </w:r>
+      <w:r>
+        <w:t xml:space="preserve"> </w:t>
+      </w:r>
+      <w:r>
+        <w:t xml:space="preserve">Change it in the package and deploy.</w:t>
+      </w:r>
+    </w:p>
+    <w:p>
+      <w:pPr>
+        <w:numPr>
+          <w:ilvl w:val="0"/>
+          <w:numId w:val="1021"/>
+        </w:numPr>
+        <w:pStyle w:val="Compact"/>
+      </w:pPr>
+      <w:r>
+        <w:t xml:space="preserve">After every deploy the system checks the approval authority and prints a warning if it repaired anything.</w:t>
+      </w:r>
+    </w:p>
+    <w:p>
+      <w:pPr>
+        <w:numPr>
+          <w:ilvl w:val="0"/>
+          <w:numId w:val="1021"/>
+        </w:numPr>
+        <w:pStyle w:val="Compact"/>
+      </w:pPr>
+      <w:r>
+        <w:t xml:space="preserve">A fresh install ships the</w:t>
       </w:r>
       <w:r>
         <w:t xml:space="preserve"> </w:t>
@@ -6231,44 +6416,30 @@
           <w:iCs/>
           <w:i/>
         </w:rPr>
-        <w:t xml:space="preserve">not</w:t>
-      </w:r>
-      <w:r>
-        <w:t xml:space="preserve"> </w:t>
-      </w:r>
-      <w:r>
-        <w:t xml:space="preserve">on this list, and was wrongly claimed to be:</w:t>
-      </w:r>
-      <w:r>
-        <w:t xml:space="preserve"> </w:t>
-      </w:r>
-      <w:r>
-        <w:rPr>
-          <w:bCs/>
-          <w:b/>
-        </w:rPr>
-        <w:t xml:space="preserve">preparing a BRM and certifying it are not separated for the directors.</w:t>
-      </w:r>
-      <w:r>
-        <w:t xml:space="preserve"> </w:t>
-      </w:r>
-      <w:r>
-        <w:t xml:space="preserve">They are for Purchase — Sameer and Nikhil prepare and may reject, but cannot certify. See the Director card.</w:t>
-      </w:r>
-    </w:p>
-    <w:p>
-      <w:pPr>
-        <w:pStyle w:val="BodyText"/>
-      </w:pPr>
-      <w:r>
-        <w:t xml:space="preserve">Plus one that blocks a workflow rather than refusing outright:</w:t>
+        <w:t xml:space="preserve">Design User</w:t>
+      </w:r>
+      <w:r>
+        <w:t xml:space="preserve"> </w:t>
+      </w:r>
+      <w:r>
+        <w:t xml:space="preserve">role and the auditor’s read access in the package.</w:t>
+      </w:r>
+    </w:p>
+    <w:bookmarkEnd w:id="79"/>
+    <w:bookmarkStart w:id="80" w:name="before-real-data"/>
+    <w:p>
+      <w:pPr>
+        <w:pStyle w:val="Heading2"/>
+      </w:pPr>
+      <w:r>
+        <w:t xml:space="preserve">Before real data</w:t>
       </w:r>
     </w:p>
     <w:p>
       <w:pPr>
         <w:numPr>
           <w:ilvl w:val="0"/>
-          <w:numId w:val="1013"/>
+          <w:numId w:val="1022"/>
         </w:numPr>
         <w:pStyle w:val="Compact"/>
       </w:pPr>
@@ -6277,256 +6448,39 @@
           <w:bCs/>
           <w:b/>
         </w:rPr>
-        <w:t xml:space="preserve">A project kick-off cannot be approved while the checklist is unticked.</w:t>
-      </w:r>
-      <w:r>
-        <w:t xml:space="preserve"> </w:t>
-      </w:r>
-      <w:r>
-        <w:t xml:space="preserve">If the customer’s PO does not match the offer, that is the system doing its most valuable job.</w:t>
-      </w:r>
-    </w:p>
-    <w:bookmarkEnd w:id="76"/>
-    <w:bookmarkStart w:id="80" w:name="Xcab0b792cae424903559486f7e6b17b8614becd"/>
-    <w:p>
-      <w:pPr>
-        <w:pStyle w:val="Heading1"/>
-      </w:pPr>
-      <w:r>
-        <w:t xml:space="preserve">Appendix C — For the implementation partner</w:t>
-      </w:r>
-    </w:p>
-    <w:bookmarkStart w:id="77" w:name="Xbefa7f29fc33f564c8f87ca822fee1fe7acd95b"/>
-    <w:p>
-      <w:pPr>
-        <w:pStyle w:val="Heading2"/>
-      </w:pPr>
-      <w:r>
-        <w:t xml:space="preserve">Two accounts that held far more than they should — now fixed</w:t>
-      </w:r>
-    </w:p>
-    <w:p>
-      <w:pPr>
-        <w:pStyle w:val="FirstParagraph"/>
-      </w:pPr>
-      <w:r>
-        <w:t xml:space="preserve">Version 1.0 of this document said the demonstration administrator held fourteen roles. That was wrong, and the real number is worth recording because it is the kind of thing that accumulates quietly on any ERP.</w:t>
-      </w:r>
-    </w:p>
-    <w:p>
-      <w:pPr>
-        <w:pStyle w:val="BodyText"/>
-      </w:pPr>
-      <w:r>
-        <w:rPr>
-          <w:rStyle w:val="VerbatimChar"/>
-          <w:bCs/>
-          <w:b/>
-        </w:rPr>
-        <w:t xml:space="preserve">admin@mscast.local</w:t>
-      </w:r>
-      <w:r>
-        <w:rPr>
-          <w:bCs/>
-          <w:b/>
-        </w:rPr>
-        <w:t xml:space="preserve"> </w:t>
-      </w:r>
-      <w:r>
-        <w:rPr>
-          <w:bCs/>
-          <w:b/>
-        </w:rPr>
-        <w:t xml:space="preserve">held 41 roles</w:t>
-      </w:r>
-      <w:r>
-        <w:t xml:space="preserve"> </w:t>
-      </w:r>
-      <w:r>
-        <w:t xml:space="preserve">— every manager role in the system plus a good deal it had no use for. It had never logged in and had never created a document. Forty-one roles on an unused account is not untidy; it means every separation described in these cards had an exception nobody had written down, and whoever got that password got all of it.</w:t>
-      </w:r>
-      <w:r>
-        <w:t xml:space="preserve"> </w:t>
-      </w:r>
-      <w:r>
-        <w:rPr>
-          <w:bCs/>
-          <w:b/>
-        </w:rPr>
-        <w:t xml:space="preserve">It now holds System Manager and nothing else.</w:t>
-      </w:r>
-    </w:p>
-    <w:p>
-      <w:pPr>
-        <w:pStyle w:val="BodyText"/>
-      </w:pPr>
-      <w:r>
-        <w:t xml:space="preserve">Auditing that turned up a second and worse one.</w:t>
-      </w:r>
-      <w:r>
-        <w:t xml:space="preserve"> </w:t>
-      </w:r>
-      <w:r>
-        <w:rPr>
-          <w:bCs/>
-          <w:b/>
-        </w:rPr>
-        <w:t xml:space="preserve">An operational staff account — Item Manager, Projects User, Stock User — also held</w:t>
-      </w:r>
-      <w:r>
-        <w:rPr>
-          <w:bCs/>
-          <w:b/>
-        </w:rPr>
-        <w:t xml:space="preserve"> </w:t>
-      </w:r>
-      <w:r>
-        <w:rPr>
-          <w:rStyle w:val="VerbatimChar"/>
-          <w:bCs/>
-          <w:b/>
-        </w:rPr>
-        <w:t xml:space="preserve">System Manager</w:t>
-      </w:r>
-      <w:r>
-        <w:t xml:space="preserve">, which bypasses every control in the system: the payment block, the purchase order approval, the drawing release sequence, all of it.</w:t>
-      </w:r>
-      <w:r>
-        <w:t xml:space="preserve"> </w:t>
-      </w:r>
-      <w:r>
-        <w:rPr>
-          <w:bCs/>
-          <w:b/>
-        </w:rPr>
-        <w:t xml:space="preserve">Removed.</w:t>
-      </w:r>
-    </w:p>
-    <w:p>
-      <w:pPr>
-        <w:pStyle w:val="BodyText"/>
-      </w:pPr>
-      <w:r>
-        <w:t xml:space="preserve">Nothing had reported either, and the reason is worth understanding. The segregation check deliberately excludes System Manager holders, because someone who can do anything is not a meaningful segregation breach. That exclusion is correct — and it is also a blind spot: an ordinary user carrying System Manager vanishes from the check entirely while being able to approve anything. The build checks now report that exclusion rather than hiding it.</w:t>
-      </w:r>
-    </w:p>
-    <w:p>
-      <w:pPr>
-        <w:pStyle w:val="BodyText"/>
-      </w:pPr>
-      <w:r>
-        <w:rPr>
-          <w:bCs/>
-          <w:b/>
-        </w:rPr>
-        <w:t xml:space="preserve">On a fresh production install, both will happen again.</w:t>
-      </w:r>
-      <w:r>
-        <w:t xml:space="preserve"> </w:t>
-      </w:r>
-      <w:r>
-        <w:t xml:space="preserve">The setup wizard creates its own administrator with the same spread of roles. Cutting it back is line 15 of the go-live checklist, and the build checks will tell you if an operational account picks up System Manager later.</w:t>
-      </w:r>
-    </w:p>
-    <w:bookmarkEnd w:id="77"/>
-    <w:bookmarkStart w:id="78" w:name="where-the-rules-live"/>
-    <w:p>
-      <w:pPr>
-        <w:pStyle w:val="Heading2"/>
-      </w:pPr>
-      <w:r>
-        <w:t xml:space="preserve">Where the rules live</w:t>
-      </w:r>
-    </w:p>
-    <w:p>
-      <w:pPr>
-        <w:pStyle w:val="FirstParagraph"/>
-      </w:pPr>
-      <w:r>
-        <w:t xml:space="preserve">Business rules — who may approve what — live in the packaged app, not in the screens.</w:t>
-      </w:r>
-      <w:r>
-        <w:t xml:space="preserve"> </w:t>
-      </w:r>
-      <w:r>
-        <w:rPr>
-          <w:bCs/>
-          <w:b/>
-        </w:rPr>
-        <w:t xml:space="preserve">Changing a workflow role through the ERPNext interface will be reverted at the next upgrade.</w:t>
-      </w:r>
-      <w:r>
-        <w:t xml:space="preserve"> </w:t>
-      </w:r>
-      <w:r>
-        <w:t xml:space="preserve">If an approval needs to change, it changes in the package and is deployed. After every deploy the system checks the approval authority and prints a warning if it had to repair anything.</w:t>
-      </w:r>
-    </w:p>
-    <w:bookmarkEnd w:id="78"/>
-    <w:bookmarkStart w:id="79" w:name="still-to-do-before-real-data"/>
-    <w:p>
-      <w:pPr>
-        <w:pStyle w:val="Heading2"/>
-      </w:pPr>
-      <w:r>
-        <w:t xml:space="preserve">Still to do before real data</w:t>
+        <w:t xml:space="preserve">Administrator password:</w:t>
+      </w:r>
+      <w:r>
+        <w:t xml:space="preserve"> </w:t>
+      </w:r>
+      <w:r>
+        <w:t xml:space="preserve">rotate before the system carries real data or moves to a server. Parked by the owner until then.</w:t>
       </w:r>
     </w:p>
     <w:p>
       <w:pPr>
         <w:numPr>
           <w:ilvl w:val="0"/>
-          <w:numId w:val="1014"/>
+          <w:numId w:val="1022"/>
         </w:numPr>
         <w:pStyle w:val="Compact"/>
       </w:pPr>
       <w:r>
-        <w:t xml:space="preserve">The</w:t>
-      </w:r>
-      <w:r>
-        <w:t xml:space="preserve"> </w:t>
-      </w:r>
-      <w:r>
-        <w:rPr>
-          <w:bCs/>
-          <w:b/>
-        </w:rPr>
-        <w:t xml:space="preserve">Administrator password</w:t>
-      </w:r>
-      <w:r>
-        <w:t xml:space="preserve"> </w:t>
-      </w:r>
-      <w:r>
-        <w:t xml:space="preserve">should be rotated before the system carries real data. On the POC laptop it does not matter; on a server it does.</w:t>
-      </w:r>
-    </w:p>
-    <w:p>
-      <w:pPr>
-        <w:numPr>
-          <w:ilvl w:val="0"/>
-          <w:numId w:val="1014"/>
-        </w:numPr>
-        <w:pStyle w:val="Compact"/>
-      </w:pPr>
-      <w:r>
-        <w:t xml:space="preserve">The</w:t>
-      </w:r>
-      <w:r>
-        <w:t xml:space="preserve"> </w:t>
-      </w:r>
-      <w:r>
-        <w:rPr>
-          <w:bCs/>
-          <w:b/>
-        </w:rPr>
-        <w:t xml:space="preserve">biometric attendance pull is switched off</w:t>
-      </w:r>
-      <w:r>
-        <w:t xml:space="preserve">. Enable it and prove it against manually checked attendance before payroll relies on it.</w:t>
-      </w:r>
-    </w:p>
-    <w:bookmarkEnd w:id="79"/>
+        <w:rPr>
+          <w:bCs/>
+          <w:b/>
+        </w:rPr>
+        <w:t xml:space="preserve">Biometric attendance pull:</w:t>
+      </w:r>
+      <w:r>
+        <w:t xml:space="preserve"> </w:t>
+      </w:r>
+      <w:r>
+        <w:t xml:space="preserve">switched off. Enable it and prove it against manually checked attendance before payroll relies on it.</w:t>
+      </w:r>
+    </w:p>
     <w:bookmarkEnd w:id="80"/>
+    <w:bookmarkEnd w:id="81"/>
     <w:sectPr/>
   </w:body>
 </w:document>
@@ -6786,91 +6740,6 @@
     </w:lvl>
     <w:lvl w:ilvl="8">
       <w:start w:val="1"/>
-      <w:numFmt w:val="decimal"/>
-      <w:lvlText w:val="%9."/>
-      <w:lvlJc w:val="left"/>
-      <w:pPr>
-        <w:ind w:left="6480" w:hanging="480"/>
-      </w:pPr>
-    </w:lvl>
-  </w:abstractNum>
-  <w:abstractNum w:abstractNumId="99414">
-    <w:nsid w:val="A99414"/>
-    <w:multiLevelType w:val="multilevel"/>
-    <w:lvl w:ilvl="0">
-      <w:start w:val="4"/>
-      <w:numFmt w:val="decimal"/>
-      <w:lvlText w:val="%1."/>
-      <w:lvlJc w:val="left"/>
-      <w:pPr>
-        <w:ind w:left="720" w:hanging="480"/>
-      </w:pPr>
-    </w:lvl>
-    <w:lvl w:ilvl="1">
-      <w:start w:val="4"/>
-      <w:numFmt w:val="decimal"/>
-      <w:lvlText w:val="%2."/>
-      <w:lvlJc w:val="left"/>
-      <w:pPr>
-        <w:ind w:left="1440" w:hanging="480"/>
-      </w:pPr>
-    </w:lvl>
-    <w:lvl w:ilvl="2">
-      <w:start w:val="4"/>
-      <w:numFmt w:val="decimal"/>
-      <w:lvlText w:val="%3."/>
-      <w:lvlJc w:val="left"/>
-      <w:pPr>
-        <w:ind w:left="2160" w:hanging="480"/>
-      </w:pPr>
-    </w:lvl>
-    <w:lvl w:ilvl="3">
-      <w:start w:val="4"/>
-      <w:numFmt w:val="decimal"/>
-      <w:lvlText w:val="%4."/>
-      <w:lvlJc w:val="left"/>
-      <w:pPr>
-        <w:ind w:left="2880" w:hanging="480"/>
-      </w:pPr>
-    </w:lvl>
-    <w:lvl w:ilvl="4">
-      <w:start w:val="4"/>
-      <w:numFmt w:val="decimal"/>
-      <w:lvlText w:val="%5."/>
-      <w:lvlJc w:val="left"/>
-      <w:pPr>
-        <w:ind w:left="3600" w:hanging="480"/>
-      </w:pPr>
-    </w:lvl>
-    <w:lvl w:ilvl="5">
-      <w:start w:val="4"/>
-      <w:numFmt w:val="decimal"/>
-      <w:lvlText w:val="%6."/>
-      <w:lvlJc w:val="left"/>
-      <w:pPr>
-        <w:ind w:left="4320" w:hanging="480"/>
-      </w:pPr>
-    </w:lvl>
-    <w:lvl w:ilvl="6">
-      <w:start w:val="4"/>
-      <w:numFmt w:val="decimal"/>
-      <w:lvlText w:val="%7."/>
-      <w:lvlJc w:val="left"/>
-      <w:pPr>
-        <w:ind w:left="5040" w:hanging="480"/>
-      </w:pPr>
-    </w:lvl>
-    <w:lvl w:ilvl="7">
-      <w:start w:val="4"/>
-      <w:numFmt w:val="decimal"/>
-      <w:lvlText w:val="%8."/>
-      <w:lvlJc w:val="left"/>
-      <w:pPr>
-        <w:ind w:left="5760" w:hanging="480"/>
-      </w:pPr>
-    </w:lvl>
-    <w:lvl w:ilvl="8">
-      <w:start w:val="4"/>
       <w:numFmt w:val="decimal"/>
       <w:lvlText w:val="%9."/>
       <w:lvlJc w:val="left"/>
@@ -6916,6 +6785,27 @@
     <w:abstractNumId w:val="991"/>
   </w:num>
   <w:num w:numId="1012">
+    <w:abstractNumId w:val="991"/>
+  </w:num>
+  <w:num w:numId="1013">
+    <w:abstractNumId w:val="991"/>
+  </w:num>
+  <w:num w:numId="1014">
+    <w:abstractNumId w:val="991"/>
+  </w:num>
+  <w:num w:numId="1015">
+    <w:abstractNumId w:val="991"/>
+  </w:num>
+  <w:num w:numId="1016">
+    <w:abstractNumId w:val="991"/>
+  </w:num>
+  <w:num w:numId="1017">
+    <w:abstractNumId w:val="991"/>
+  </w:num>
+  <w:num w:numId="1018">
+    <w:abstractNumId w:val="991"/>
+  </w:num>
+  <w:num w:numId="1019">
     <w:abstractNumId w:val="99411"/>
     <w:lvlOverride w:ilvl="0">
       <w:startOverride w:val="1"/>
@@ -6945,37 +6835,13 @@
       <w:startOverride w:val="1"/>
     </w:lvlOverride>
   </w:num>
-  <w:num w:numId="1013">
-    <w:abstractNumId w:val="99414"/>
-    <w:lvlOverride w:ilvl="0">
-      <w:startOverride w:val="4"/>
-    </w:lvlOverride>
-    <w:lvlOverride w:ilvl="1">
-      <w:startOverride w:val="4"/>
-    </w:lvlOverride>
-    <w:lvlOverride w:ilvl="2">
-      <w:startOverride w:val="4"/>
-    </w:lvlOverride>
-    <w:lvlOverride w:ilvl="3">
-      <w:startOverride w:val="4"/>
-    </w:lvlOverride>
-    <w:lvlOverride w:ilvl="4">
-      <w:startOverride w:val="4"/>
-    </w:lvlOverride>
-    <w:lvlOverride w:ilvl="5">
-      <w:startOverride w:val="4"/>
-    </w:lvlOverride>
-    <w:lvlOverride w:ilvl="6">
-      <w:startOverride w:val="4"/>
-    </w:lvlOverride>
-    <w:lvlOverride w:ilvl="7">
-      <w:startOverride w:val="4"/>
-    </w:lvlOverride>
-    <w:lvlOverride w:ilvl="8">
-      <w:startOverride w:val="4"/>
-    </w:lvlOverride>
+  <w:num w:numId="1020">
+    <w:abstractNumId w:val="991"/>
   </w:num>
-  <w:num w:numId="1014">
+  <w:num w:numId="1021">
+    <w:abstractNumId w:val="991"/>
+  </w:num>
+  <w:num w:numId="1022">
     <w:abstractNumId w:val="991"/>
   </w:num>
 </w:numbering>
